--- a/lessons/2-3/readiness/practice.docx
+++ b/lessons/2-3/readiness/practice.docx
@@ -101,7 +101,1259 @@
     </w:p>
     <w:p>
       <w:pPr>
-        <w:spacing w:after="120" w:before="0"/>
+        <w:spacing w:after="60" w:before="120"/>
+      </w:pPr>
+      <w:r>
+        <w:rPr>
+          <w:b/>
+          <w:bCs/>
+          <w:color w:val="0F2B3C"/>
+          <w:sz w:val="24"/>
+          <w:szCs w:val="24"/>
+        </w:rPr>
+        <w:t xml:space="preserve">Vocabulary Anchor Box</w:t>
+      </w:r>
+    </w:p>
+    <w:tbl>
+      <w:tblPr>
+        <w:tblW w:type="dxa" w:w="9360"/>
+        <w:tblBorders>
+          <w:top w:val="single" w:color="C7D2DD" w:sz="6"/>
+          <w:left w:val="single" w:color="C7D2DD" w:sz="6"/>
+          <w:bottom w:val="single" w:color="C7D2DD" w:sz="6"/>
+          <w:right w:val="single" w:color="C7D2DD" w:sz="6"/>
+          <w:insideH w:val="single" w:color="C7D2DD" w:sz="6"/>
+          <w:insideV w:val="single" w:color="C7D2DD" w:sz="6"/>
+        </w:tblBorders>
+      </w:tblPr>
+      <w:tblGrid>
+        <w:gridCol w:w="1800"/>
+        <w:gridCol w:w="3160"/>
+        <w:gridCol w:w="2200"/>
+        <w:gridCol w:w="2200"/>
+      </w:tblGrid>
+      <w:tr>
+        <w:trPr>
+          <w:cantSplit/>
+          <w:tblHeader/>
+        </w:trPr>
+        <w:tc>
+          <w:tcPr>
+            <w:tcW w:type="dxa" w:w="1800"/>
+            <w:shd w:fill="EEF4F8" w:color="auto" w:val="clear"/>
+            <w:tcMar>
+              <w:top w:type="dxa" w:w="60"/>
+              <w:left w:type="dxa" w:w="100"/>
+              <w:bottom w:type="dxa" w:w="60"/>
+              <w:right w:type="dxa" w:w="100"/>
+            </w:tcMar>
+          </w:tcPr>
+          <w:p>
+            <w:pPr>
+              <w:spacing w:after="0" w:before="0"/>
+            </w:pPr>
+            <w:r>
+              <w:rPr>
+                <w:b/>
+                <w:bCs/>
+                <w:color w:val="0F2B3C"/>
+                <w:sz w:val="18"/>
+                <w:szCs w:val="18"/>
+              </w:rPr>
+              <w:t xml:space="preserve">Concept Term</w:t>
+            </w:r>
+          </w:p>
+        </w:tc>
+        <w:tc>
+          <w:tcPr>
+            <w:tcW w:type="dxa" w:w="3160"/>
+            <w:shd w:fill="EEF4F8" w:color="auto" w:val="clear"/>
+            <w:tcMar>
+              <w:top w:type="dxa" w:w="60"/>
+              <w:left w:type="dxa" w:w="100"/>
+              <w:bottom w:type="dxa" w:w="60"/>
+              <w:right w:type="dxa" w:w="100"/>
+            </w:tcMar>
+          </w:tcPr>
+          <w:p>
+            <w:pPr>
+              <w:spacing w:after="0" w:before="0"/>
+            </w:pPr>
+            <w:r>
+              <w:rPr>
+                <w:b/>
+                <w:bCs/>
+                <w:color w:val="0F2B3C"/>
+                <w:sz w:val="18"/>
+                <w:szCs w:val="18"/>
+              </w:rPr>
+              <w:t xml:space="preserve">Student-Friendly Definition</w:t>
+            </w:r>
+          </w:p>
+        </w:tc>
+        <w:tc>
+          <w:tcPr>
+            <w:tcW w:type="dxa" w:w="2200"/>
+            <w:shd w:fill="EEF4F8" w:color="auto" w:val="clear"/>
+            <w:tcMar>
+              <w:top w:type="dxa" w:w="60"/>
+              <w:left w:type="dxa" w:w="100"/>
+              <w:bottom w:type="dxa" w:w="60"/>
+              <w:right w:type="dxa" w:w="100"/>
+            </w:tcMar>
+          </w:tcPr>
+          <w:p>
+            <w:pPr>
+              <w:spacing w:after="0" w:before="0"/>
+            </w:pPr>
+            <w:r>
+              <w:rPr>
+                <w:b/>
+                <w:bCs/>
+                <w:color w:val="0F2B3C"/>
+                <w:sz w:val="18"/>
+                <w:szCs w:val="18"/>
+              </w:rPr>
+              <w:t xml:space="preserve">Non-Example</w:t>
+            </w:r>
+          </w:p>
+        </w:tc>
+        <w:tc>
+          <w:tcPr>
+            <w:tcW w:type="dxa" w:w="2200"/>
+            <w:shd w:fill="EEF4F8" w:color="auto" w:val="clear"/>
+            <w:tcMar>
+              <w:top w:type="dxa" w:w="60"/>
+              <w:left w:type="dxa" w:w="100"/>
+              <w:bottom w:type="dxa" w:w="60"/>
+              <w:right w:type="dxa" w:w="100"/>
+            </w:tcMar>
+          </w:tcPr>
+          <w:p>
+            <w:pPr>
+              <w:spacing w:after="0" w:before="0"/>
+            </w:pPr>
+            <w:r>
+              <w:rPr>
+                <w:b/>
+                <w:bCs/>
+                <w:color w:val="0F2B3C"/>
+                <w:sz w:val="18"/>
+                <w:szCs w:val="18"/>
+              </w:rPr>
+              <w:t xml:space="preserve">Visual Clue</w:t>
+            </w:r>
+          </w:p>
+        </w:tc>
+      </w:tr>
+      <w:tr>
+        <w:trPr>
+          <w:cantSplit/>
+        </w:trPr>
+        <w:tc>
+          <w:tcPr>
+            <w:tcW w:type="dxa" w:w="1800"/>
+            <w:tcMar>
+              <w:top w:type="dxa" w:w="60"/>
+              <w:left w:type="dxa" w:w="100"/>
+              <w:bottom w:type="dxa" w:w="60"/>
+              <w:right w:type="dxa" w:w="100"/>
+            </w:tcMar>
+            <w:vAlign w:val="top"/>
+          </w:tcPr>
+          <w:p>
+            <w:pPr>
+              <w:spacing w:after="20" w:before="0"/>
+            </w:pPr>
+            <w:r>
+              <w:rPr>
+                <w:b/>
+                <w:bCs/>
+                <w:color w:val="0F2B3C"/>
+                <w:sz w:val="20"/>
+                <w:szCs w:val="20"/>
+              </w:rPr>
+              <w:t xml:space="preserve">Describe the Data Using the Median</w:t>
+            </w:r>
+          </w:p>
+          <w:p>
+            <w:pPr>
+              <w:spacing w:after="0" w:before="0"/>
+            </w:pPr>
+            <w:r>
+              <w:rPr>
+                <w:i/>
+                <w:iCs/>
+                <w:color w:val="5E6E7E"/>
+                <w:sz w:val="18"/>
+                <w:szCs w:val="18"/>
+              </w:rPr>
+              <w:t xml:space="preserve">Describir los datos con la mediana</w:t>
+            </w:r>
+          </w:p>
+        </w:tc>
+        <w:tc>
+          <w:tcPr>
+            <w:tcW w:type="dxa" w:w="3160"/>
+            <w:tcMar>
+              <w:top w:type="dxa" w:w="60"/>
+              <w:left w:type="dxa" w:w="100"/>
+              <w:bottom w:type="dxa" w:w="60"/>
+              <w:right w:type="dxa" w:w="100"/>
+            </w:tcMar>
+            <w:vAlign w:val="top"/>
+          </w:tcPr>
+          <w:p>
+            <w:pPr>
+              <w:spacing w:after="0" w:before="0"/>
+            </w:pPr>
+            <w:r>
+              <w:rPr>
+                <w:sz w:val="19"/>
+                <w:szCs w:val="19"/>
+              </w:rPr>
+              <w:t xml:space="preserve">Using the middle value of the ordered data to say what is typical for the whole set.</w:t>
+            </w:r>
+          </w:p>
+        </w:tc>
+        <w:tc>
+          <w:tcPr>
+            <w:tcW w:type="dxa" w:w="2200"/>
+            <w:tcMar>
+              <w:top w:type="dxa" w:w="60"/>
+              <w:left w:type="dxa" w:w="100"/>
+              <w:bottom w:type="dxa" w:w="60"/>
+              <w:right w:type="dxa" w:w="100"/>
+            </w:tcMar>
+            <w:vAlign w:val="top"/>
+          </w:tcPr>
+          <w:p>
+            <w:pPr>
+              <w:spacing w:after="30" w:before="0"/>
+            </w:pPr>
+            <w:r>
+              <w:rPr>
+                <w:i/>
+                <w:iCs/>
+                <w:color w:val="5E6E7E"/>
+                <w:sz w:val="18"/>
+                <w:szCs w:val="18"/>
+              </w:rPr>
+              <w:t xml:space="preserve">Not Describe the Data Using the Median: write a counter-example that does not fit the rule.</w:t>
+            </w:r>
+          </w:p>
+          <w:p>
+            <w:pPr>
+              <w:spacing w:after="50" w:before="0"/>
+            </w:pPr>
+            <w:r>
+              <w:rPr>
+                <w:color w:val="BBBBBB"/>
+                <w:sz w:val="18"/>
+                <w:szCs w:val="18"/>
+              </w:rPr>
+              <w:t xml:space="preserve">____________________________</w:t>
+            </w:r>
+          </w:p>
+        </w:tc>
+        <w:tc>
+          <w:tcPr>
+            <w:tcW w:type="dxa" w:w="2200"/>
+            <w:tcMar>
+              <w:top w:type="dxa" w:w="60"/>
+              <w:left w:type="dxa" w:w="100"/>
+              <w:bottom w:type="dxa" w:w="60"/>
+              <w:right w:type="dxa" w:w="100"/>
+            </w:tcMar>
+            <w:vAlign w:val="top"/>
+          </w:tcPr>
+          <w:p>
+            <w:pPr>
+              <w:spacing w:after="0" w:before="0"/>
+            </w:pPr>
+            <w:r>
+              <w:rPr>
+                <w:i/>
+                <w:iCs/>
+                <w:color w:val="5E6E7E"/>
+                <w:sz w:val="18"/>
+                <w:szCs w:val="18"/>
+              </w:rPr>
+              <w:t xml:space="preserve">2, 4, 4, 6, 9 → median 4</w:t>
+            </w:r>
+          </w:p>
+        </w:tc>
+      </w:tr>
+      <w:tr>
+        <w:trPr>
+          <w:cantSplit/>
+        </w:trPr>
+        <w:tc>
+          <w:tcPr>
+            <w:tcW w:type="dxa" w:w="1800"/>
+            <w:tcMar>
+              <w:top w:type="dxa" w:w="60"/>
+              <w:left w:type="dxa" w:w="100"/>
+              <w:bottom w:type="dxa" w:w="60"/>
+              <w:right w:type="dxa" w:w="100"/>
+            </w:tcMar>
+            <w:vAlign w:val="top"/>
+          </w:tcPr>
+          <w:p>
+            <w:pPr>
+              <w:spacing w:after="20" w:before="0"/>
+            </w:pPr>
+            <w:r>
+              <w:rPr>
+                <w:b/>
+                <w:bCs/>
+                <w:color w:val="0F2B3C"/>
+                <w:sz w:val="20"/>
+                <w:szCs w:val="20"/>
+              </w:rPr>
+              <w:t xml:space="preserve">Median</w:t>
+            </w:r>
+          </w:p>
+          <w:p>
+            <w:pPr>
+              <w:spacing w:after="0" w:before="0"/>
+            </w:pPr>
+            <w:r>
+              <w:rPr>
+                <w:i/>
+                <w:iCs/>
+                <w:color w:val="5E6E7E"/>
+                <w:sz w:val="18"/>
+                <w:szCs w:val="18"/>
+              </w:rPr>
+              <w:t xml:space="preserve">Mediana</w:t>
+            </w:r>
+          </w:p>
+        </w:tc>
+        <w:tc>
+          <w:tcPr>
+            <w:tcW w:type="dxa" w:w="3160"/>
+            <w:tcMar>
+              <w:top w:type="dxa" w:w="60"/>
+              <w:left w:type="dxa" w:w="100"/>
+              <w:bottom w:type="dxa" w:w="60"/>
+              <w:right w:type="dxa" w:w="100"/>
+            </w:tcMar>
+            <w:vAlign w:val="top"/>
+          </w:tcPr>
+          <w:p>
+            <w:pPr>
+              <w:spacing w:after="0" w:before="0"/>
+            </w:pPr>
+            <w:r>
+              <w:rPr>
+                <w:sz w:val="19"/>
+                <w:szCs w:val="19"/>
+              </w:rPr>
+              <w:t xml:space="preserve">The middle number when you put them in order.</w:t>
+            </w:r>
+          </w:p>
+        </w:tc>
+        <w:tc>
+          <w:tcPr>
+            <w:tcW w:type="dxa" w:w="2200"/>
+            <w:tcMar>
+              <w:top w:type="dxa" w:w="60"/>
+              <w:left w:type="dxa" w:w="100"/>
+              <w:bottom w:type="dxa" w:w="60"/>
+              <w:right w:type="dxa" w:w="100"/>
+            </w:tcMar>
+            <w:vAlign w:val="top"/>
+          </w:tcPr>
+          <w:p>
+            <w:pPr>
+              <w:spacing w:after="30" w:before="0"/>
+            </w:pPr>
+            <w:r>
+              <w:rPr>
+                <w:i/>
+                <w:iCs/>
+                <w:color w:val="5E6E7E"/>
+                <w:sz w:val="18"/>
+                <w:szCs w:val="18"/>
+              </w:rPr>
+              <w:t xml:space="preserve">Not Median: write a counter-example that does not fit the rule.</w:t>
+            </w:r>
+          </w:p>
+          <w:p>
+            <w:pPr>
+              <w:spacing w:after="50" w:before="0"/>
+            </w:pPr>
+            <w:r>
+              <w:rPr>
+                <w:color w:val="BBBBBB"/>
+                <w:sz w:val="18"/>
+                <w:szCs w:val="18"/>
+              </w:rPr>
+              <w:t xml:space="preserve">____________________________</w:t>
+            </w:r>
+          </w:p>
+        </w:tc>
+        <w:tc>
+          <w:tcPr>
+            <w:tcW w:type="dxa" w:w="2200"/>
+            <w:tcMar>
+              <w:top w:type="dxa" w:w="60"/>
+              <w:left w:type="dxa" w:w="100"/>
+              <w:bottom w:type="dxa" w:w="60"/>
+              <w:right w:type="dxa" w:w="100"/>
+            </w:tcMar>
+            <w:vAlign w:val="top"/>
+          </w:tcPr>
+          <w:p>
+            <w:pPr>
+              <w:spacing w:after="0" w:before="0"/>
+            </w:pPr>
+            <w:r>
+              <w:rPr>
+                <w:i/>
+                <w:iCs/>
+                <w:color w:val="5E6E7E"/>
+                <w:sz w:val="18"/>
+                <w:szCs w:val="18"/>
+              </w:rPr>
+              <w:t xml:space="preserve">Data: 1, 3, 5, 7, 9 → the middle (3rd) value is 5, so median = 5</w:t>
+            </w:r>
+          </w:p>
+        </w:tc>
+      </w:tr>
+      <w:tr>
+        <w:trPr>
+          <w:cantSplit/>
+        </w:trPr>
+        <w:tc>
+          <w:tcPr>
+            <w:tcW w:type="dxa" w:w="1800"/>
+            <w:tcMar>
+              <w:top w:type="dxa" w:w="60"/>
+              <w:left w:type="dxa" w:w="100"/>
+              <w:bottom w:type="dxa" w:w="60"/>
+              <w:right w:type="dxa" w:w="100"/>
+            </w:tcMar>
+            <w:vAlign w:val="top"/>
+          </w:tcPr>
+          <w:p>
+            <w:pPr>
+              <w:spacing w:after="20" w:before="0"/>
+            </w:pPr>
+            <w:r>
+              <w:rPr>
+                <w:b/>
+                <w:bCs/>
+                <w:color w:val="0F2B3C"/>
+                <w:sz w:val="20"/>
+                <w:szCs w:val="20"/>
+              </w:rPr>
+              <w:t xml:space="preserve">Mode</w:t>
+            </w:r>
+          </w:p>
+          <w:p>
+            <w:pPr>
+              <w:spacing w:after="0" w:before="0"/>
+            </w:pPr>
+            <w:r>
+              <w:rPr>
+                <w:i/>
+                <w:iCs/>
+                <w:color w:val="5E6E7E"/>
+                <w:sz w:val="18"/>
+                <w:szCs w:val="18"/>
+              </w:rPr>
+              <w:t xml:space="preserve">Moda</w:t>
+            </w:r>
+          </w:p>
+        </w:tc>
+        <w:tc>
+          <w:tcPr>
+            <w:tcW w:type="dxa" w:w="3160"/>
+            <w:tcMar>
+              <w:top w:type="dxa" w:w="60"/>
+              <w:left w:type="dxa" w:w="100"/>
+              <w:bottom w:type="dxa" w:w="60"/>
+              <w:right w:type="dxa" w:w="100"/>
+            </w:tcMar>
+            <w:vAlign w:val="top"/>
+          </w:tcPr>
+          <w:p>
+            <w:pPr>
+              <w:spacing w:after="0" w:before="0"/>
+            </w:pPr>
+            <w:r>
+              <w:rPr>
+                <w:sz w:val="19"/>
+                <w:szCs w:val="19"/>
+              </w:rPr>
+              <w:t xml:space="preserve">The number that shows up most often.</w:t>
+            </w:r>
+          </w:p>
+        </w:tc>
+        <w:tc>
+          <w:tcPr>
+            <w:tcW w:type="dxa" w:w="2200"/>
+            <w:tcMar>
+              <w:top w:type="dxa" w:w="60"/>
+              <w:left w:type="dxa" w:w="100"/>
+              <w:bottom w:type="dxa" w:w="60"/>
+              <w:right w:type="dxa" w:w="100"/>
+            </w:tcMar>
+            <w:vAlign w:val="top"/>
+          </w:tcPr>
+          <w:p>
+            <w:pPr>
+              <w:spacing w:after="30" w:before="0"/>
+            </w:pPr>
+            <w:r>
+              <w:rPr>
+                <w:i/>
+                <w:iCs/>
+                <w:color w:val="5E6E7E"/>
+                <w:sz w:val="18"/>
+                <w:szCs w:val="18"/>
+              </w:rPr>
+              <w:t xml:space="preserve">Not Mode: write a counter-example that does not fit the rule.</w:t>
+            </w:r>
+          </w:p>
+          <w:p>
+            <w:pPr>
+              <w:spacing w:after="50" w:before="0"/>
+            </w:pPr>
+            <w:r>
+              <w:rPr>
+                <w:color w:val="BBBBBB"/>
+                <w:sz w:val="18"/>
+                <w:szCs w:val="18"/>
+              </w:rPr>
+              <w:t xml:space="preserve">____________________________</w:t>
+            </w:r>
+          </w:p>
+        </w:tc>
+        <w:tc>
+          <w:tcPr>
+            <w:tcW w:type="dxa" w:w="2200"/>
+            <w:tcMar>
+              <w:top w:type="dxa" w:w="60"/>
+              <w:left w:type="dxa" w:w="100"/>
+              <w:bottom w:type="dxa" w:w="60"/>
+              <w:right w:type="dxa" w:w="100"/>
+            </w:tcMar>
+            <w:vAlign w:val="top"/>
+          </w:tcPr>
+          <w:p>
+            <w:pPr>
+              <w:spacing w:after="0" w:before="0"/>
+            </w:pPr>
+            <w:r>
+              <w:rPr>
+                <w:i/>
+                <w:iCs/>
+                <w:color w:val="5E6E7E"/>
+                <w:sz w:val="18"/>
+                <w:szCs w:val="18"/>
+              </w:rPr>
+              <w:t xml:space="preserve">Data: 2, 3, 3, 5, 7 → 3 appears twice (most often), so mode = 3</w:t>
+            </w:r>
+          </w:p>
+        </w:tc>
+      </w:tr>
+      <w:tr>
+        <w:trPr>
+          <w:cantSplit/>
+        </w:trPr>
+        <w:tc>
+          <w:tcPr>
+            <w:tcW w:type="dxa" w:w="1800"/>
+            <w:tcMar>
+              <w:top w:type="dxa" w:w="60"/>
+              <w:left w:type="dxa" w:w="100"/>
+              <w:bottom w:type="dxa" w:w="60"/>
+              <w:right w:type="dxa" w:w="100"/>
+            </w:tcMar>
+            <w:vAlign w:val="top"/>
+          </w:tcPr>
+          <w:p>
+            <w:pPr>
+              <w:spacing w:after="20" w:before="0"/>
+            </w:pPr>
+            <w:r>
+              <w:rPr>
+                <w:b/>
+                <w:bCs/>
+                <w:color w:val="0F2B3C"/>
+                <w:sz w:val="20"/>
+                <w:szCs w:val="20"/>
+              </w:rPr>
+              <w:t xml:space="preserve">Outlier</w:t>
+            </w:r>
+          </w:p>
+          <w:p>
+            <w:pPr>
+              <w:spacing w:after="0" w:before="0"/>
+            </w:pPr>
+            <w:r>
+              <w:rPr>
+                <w:i/>
+                <w:iCs/>
+                <w:color w:val="5E6E7E"/>
+                <w:sz w:val="18"/>
+                <w:szCs w:val="18"/>
+              </w:rPr>
+              <w:t xml:space="preserve">Valor atípico</w:t>
+            </w:r>
+          </w:p>
+        </w:tc>
+        <w:tc>
+          <w:tcPr>
+            <w:tcW w:type="dxa" w:w="3160"/>
+            <w:tcMar>
+              <w:top w:type="dxa" w:w="60"/>
+              <w:left w:type="dxa" w:w="100"/>
+              <w:bottom w:type="dxa" w:w="60"/>
+              <w:right w:type="dxa" w:w="100"/>
+            </w:tcMar>
+            <w:vAlign w:val="top"/>
+          </w:tcPr>
+          <w:p>
+            <w:pPr>
+              <w:spacing w:after="0" w:before="0"/>
+            </w:pPr>
+            <w:r>
+              <w:rPr>
+                <w:sz w:val="19"/>
+                <w:szCs w:val="19"/>
+              </w:rPr>
+              <w:t xml:space="preserve">A number that is much bigger or smaller than the rest.</w:t>
+            </w:r>
+          </w:p>
+        </w:tc>
+        <w:tc>
+          <w:tcPr>
+            <w:tcW w:type="dxa" w:w="2200"/>
+            <w:tcMar>
+              <w:top w:type="dxa" w:w="60"/>
+              <w:left w:type="dxa" w:w="100"/>
+              <w:bottom w:type="dxa" w:w="60"/>
+              <w:right w:type="dxa" w:w="100"/>
+            </w:tcMar>
+            <w:vAlign w:val="top"/>
+          </w:tcPr>
+          <w:p>
+            <w:pPr>
+              <w:spacing w:after="30" w:before="0"/>
+            </w:pPr>
+            <w:r>
+              <w:rPr>
+                <w:i/>
+                <w:iCs/>
+                <w:color w:val="5E6E7E"/>
+                <w:sz w:val="18"/>
+                <w:szCs w:val="18"/>
+              </w:rPr>
+              <w:t xml:space="preserve">Not Outlier: write a counter-example that does not fit the rule.</w:t>
+            </w:r>
+          </w:p>
+          <w:p>
+            <w:pPr>
+              <w:spacing w:after="50" w:before="0"/>
+            </w:pPr>
+            <w:r>
+              <w:rPr>
+                <w:color w:val="BBBBBB"/>
+                <w:sz w:val="18"/>
+                <w:szCs w:val="18"/>
+              </w:rPr>
+              <w:t xml:space="preserve">____________________________</w:t>
+            </w:r>
+          </w:p>
+        </w:tc>
+        <w:tc>
+          <w:tcPr>
+            <w:tcW w:type="dxa" w:w="2200"/>
+            <w:tcMar>
+              <w:top w:type="dxa" w:w="60"/>
+              <w:left w:type="dxa" w:w="100"/>
+              <w:bottom w:type="dxa" w:w="60"/>
+              <w:right w:type="dxa" w:w="100"/>
+            </w:tcMar>
+            <w:vAlign w:val="top"/>
+          </w:tcPr>
+          <w:p>
+            <w:pPr>
+              <w:spacing w:after="0" w:before="0"/>
+            </w:pPr>
+            <w:r>
+              <w:rPr>
+                <w:i/>
+                <w:iCs/>
+                <w:color w:val="5E6E7E"/>
+                <w:sz w:val="18"/>
+                <w:szCs w:val="18"/>
+              </w:rPr>
+              <w:t xml:space="preserve">Data: 10, 12, 11, 13, 50 → 50 is far from the others, so 50 is an outlier</w:t>
+            </w:r>
+          </w:p>
+        </w:tc>
+      </w:tr>
+      <w:tr>
+        <w:trPr>
+          <w:cantSplit/>
+        </w:trPr>
+        <w:tc>
+          <w:tcPr>
+            <w:tcW w:type="dxa" w:w="1800"/>
+            <w:tcMar>
+              <w:top w:type="dxa" w:w="60"/>
+              <w:left w:type="dxa" w:w="100"/>
+              <w:bottom w:type="dxa" w:w="60"/>
+              <w:right w:type="dxa" w:w="100"/>
+            </w:tcMar>
+            <w:vAlign w:val="top"/>
+          </w:tcPr>
+          <w:p>
+            <w:pPr>
+              <w:spacing w:after="20" w:before="0"/>
+            </w:pPr>
+            <w:r>
+              <w:rPr>
+                <w:b/>
+                <w:bCs/>
+                <w:color w:val="0F2B3C"/>
+                <w:sz w:val="20"/>
+                <w:szCs w:val="20"/>
+              </w:rPr>
+              <w:t xml:space="preserve">Data distribution</w:t>
+            </w:r>
+          </w:p>
+          <w:p>
+            <w:pPr>
+              <w:spacing w:after="0" w:before="0"/>
+            </w:pPr>
+            <w:r>
+              <w:rPr>
+                <w:i/>
+                <w:iCs/>
+                <w:color w:val="5E6E7E"/>
+                <w:sz w:val="18"/>
+                <w:szCs w:val="18"/>
+              </w:rPr>
+              <w:t xml:space="preserve">Distribución de datos</w:t>
+            </w:r>
+          </w:p>
+        </w:tc>
+        <w:tc>
+          <w:tcPr>
+            <w:tcW w:type="dxa" w:w="3160"/>
+            <w:tcMar>
+              <w:top w:type="dxa" w:w="60"/>
+              <w:left w:type="dxa" w:w="100"/>
+              <w:bottom w:type="dxa" w:w="60"/>
+              <w:right w:type="dxa" w:w="100"/>
+            </w:tcMar>
+            <w:vAlign w:val="top"/>
+          </w:tcPr>
+          <w:p>
+            <w:pPr>
+              <w:spacing w:after="0" w:before="0"/>
+            </w:pPr>
+            <w:r>
+              <w:rPr>
+                <w:sz w:val="19"/>
+                <w:szCs w:val="19"/>
+              </w:rPr>
+              <w:t xml:space="preserve">How the data looks: where it sits and how spread out it is.</w:t>
+            </w:r>
+          </w:p>
+        </w:tc>
+        <w:tc>
+          <w:tcPr>
+            <w:tcW w:type="dxa" w:w="2200"/>
+            <w:tcMar>
+              <w:top w:type="dxa" w:w="60"/>
+              <w:left w:type="dxa" w:w="100"/>
+              <w:bottom w:type="dxa" w:w="60"/>
+              <w:right w:type="dxa" w:w="100"/>
+            </w:tcMar>
+            <w:vAlign w:val="top"/>
+          </w:tcPr>
+          <w:p>
+            <w:pPr>
+              <w:spacing w:after="30" w:before="0"/>
+            </w:pPr>
+            <w:r>
+              <w:rPr>
+                <w:i/>
+                <w:iCs/>
+                <w:color w:val="5E6E7E"/>
+                <w:sz w:val="18"/>
+                <w:szCs w:val="18"/>
+              </w:rPr>
+              <w:t xml:space="preserve">Not Data distribution: write a counter-example that does not fit the rule.</w:t>
+            </w:r>
+          </w:p>
+          <w:p>
+            <w:pPr>
+              <w:spacing w:after="50" w:before="0"/>
+            </w:pPr>
+            <w:r>
+              <w:rPr>
+                <w:color w:val="BBBBBB"/>
+                <w:sz w:val="18"/>
+                <w:szCs w:val="18"/>
+              </w:rPr>
+              <w:t xml:space="preserve">____________________________</w:t>
+            </w:r>
+          </w:p>
+        </w:tc>
+        <w:tc>
+          <w:tcPr>
+            <w:tcW w:type="dxa" w:w="2200"/>
+            <w:tcMar>
+              <w:top w:type="dxa" w:w="60"/>
+              <w:left w:type="dxa" w:w="100"/>
+              <w:bottom w:type="dxa" w:w="60"/>
+              <w:right w:type="dxa" w:w="100"/>
+            </w:tcMar>
+            <w:vAlign w:val="top"/>
+          </w:tcPr>
+          <w:p>
+            <w:pPr>
+              <w:spacing w:after="0" w:before="0"/>
+            </w:pPr>
+            <w:r>
+              <w:rPr>
+                <w:i/>
+                <w:iCs/>
+                <w:color w:val="5E6E7E"/>
+                <w:sz w:val="18"/>
+                <w:szCs w:val="18"/>
+              </w:rPr>
+              <w:t xml:space="preserve">If most values cluster in the center with fewer at the ends, the distribution is symmetric</w:t>
+            </w:r>
+          </w:p>
+        </w:tc>
+      </w:tr>
+      <w:tr>
+        <w:trPr>
+          <w:cantSplit/>
+        </w:trPr>
+        <w:tc>
+          <w:tcPr>
+            <w:tcW w:type="dxa" w:w="1800"/>
+            <w:tcMar>
+              <w:top w:type="dxa" w:w="60"/>
+              <w:left w:type="dxa" w:w="100"/>
+              <w:bottom w:type="dxa" w:w="60"/>
+              <w:right w:type="dxa" w:w="100"/>
+            </w:tcMar>
+            <w:vAlign w:val="top"/>
+          </w:tcPr>
+          <w:p>
+            <w:pPr>
+              <w:spacing w:after="20" w:before="0"/>
+            </w:pPr>
+            <w:r>
+              <w:rPr>
+                <w:b/>
+                <w:bCs/>
+                <w:color w:val="0F2B3C"/>
+                <w:sz w:val="20"/>
+                <w:szCs w:val="20"/>
+              </w:rPr>
+              <w:t xml:space="preserve">Variability</w:t>
+            </w:r>
+          </w:p>
+          <w:p>
+            <w:pPr>
+              <w:spacing w:after="0" w:before="0"/>
+            </w:pPr>
+            <w:r>
+              <w:rPr>
+                <w:i/>
+                <w:iCs/>
+                <w:color w:val="5E6E7E"/>
+                <w:sz w:val="18"/>
+                <w:szCs w:val="18"/>
+              </w:rPr>
+              <w:t xml:space="preserve">Variabilidad</w:t>
+            </w:r>
+          </w:p>
+        </w:tc>
+        <w:tc>
+          <w:tcPr>
+            <w:tcW w:type="dxa" w:w="3160"/>
+            <w:tcMar>
+              <w:top w:type="dxa" w:w="60"/>
+              <w:left w:type="dxa" w:w="100"/>
+              <w:bottom w:type="dxa" w:w="60"/>
+              <w:right w:type="dxa" w:w="100"/>
+            </w:tcMar>
+            <w:vAlign w:val="top"/>
+          </w:tcPr>
+          <w:p>
+            <w:pPr>
+              <w:spacing w:after="0" w:before="0"/>
+            </w:pPr>
+            <w:r>
+              <w:rPr>
+                <w:sz w:val="19"/>
+                <w:szCs w:val="19"/>
+              </w:rPr>
+              <w:t xml:space="preserve">How spread out the numbers are.</w:t>
+            </w:r>
+          </w:p>
+        </w:tc>
+        <w:tc>
+          <w:tcPr>
+            <w:tcW w:type="dxa" w:w="2200"/>
+            <w:tcMar>
+              <w:top w:type="dxa" w:w="60"/>
+              <w:left w:type="dxa" w:w="100"/>
+              <w:bottom w:type="dxa" w:w="60"/>
+              <w:right w:type="dxa" w:w="100"/>
+            </w:tcMar>
+            <w:vAlign w:val="top"/>
+          </w:tcPr>
+          <w:p>
+            <w:pPr>
+              <w:spacing w:after="30" w:before="0"/>
+            </w:pPr>
+            <w:r>
+              <w:rPr>
+                <w:i/>
+                <w:iCs/>
+                <w:color w:val="5E6E7E"/>
+                <w:sz w:val="18"/>
+                <w:szCs w:val="18"/>
+              </w:rPr>
+              <w:t xml:space="preserve">Not Variability: write a counter-example that does not fit the rule.</w:t>
+            </w:r>
+          </w:p>
+          <w:p>
+            <w:pPr>
+              <w:spacing w:after="50" w:before="0"/>
+            </w:pPr>
+            <w:r>
+              <w:rPr>
+                <w:color w:val="BBBBBB"/>
+                <w:sz w:val="18"/>
+                <w:szCs w:val="18"/>
+              </w:rPr>
+              <w:t xml:space="preserve">____________________________</w:t>
+            </w:r>
+          </w:p>
+        </w:tc>
+        <w:tc>
+          <w:tcPr>
+            <w:tcW w:type="dxa" w:w="2200"/>
+            <w:tcMar>
+              <w:top w:type="dxa" w:w="60"/>
+              <w:left w:type="dxa" w:w="100"/>
+              <w:bottom w:type="dxa" w:w="60"/>
+              <w:right w:type="dxa" w:w="100"/>
+            </w:tcMar>
+            <w:vAlign w:val="top"/>
+          </w:tcPr>
+          <w:p>
+            <w:pPr>
+              <w:spacing w:after="0" w:before="0"/>
+            </w:pPr>
+            <w:r>
+              <w:rPr>
+                <w:i/>
+                <w:iCs/>
+                <w:color w:val="5E6E7E"/>
+                <w:sz w:val="18"/>
+                <w:szCs w:val="18"/>
+              </w:rPr>
+              <w:t xml:space="preserve">8, 9, 10, 11 has low variability (close together); 2, 10, 25, 40 has high variability (far apart)</w:t>
+            </w:r>
+          </w:p>
+        </w:tc>
+      </w:tr>
+      <w:tr>
+        <w:trPr>
+          <w:cantSplit/>
+        </w:trPr>
+        <w:tc>
+          <w:tcPr>
+            <w:tcW w:type="dxa" w:w="1800"/>
+            <w:tcMar>
+              <w:top w:type="dxa" w:w="60"/>
+              <w:left w:type="dxa" w:w="100"/>
+              <w:bottom w:type="dxa" w:w="60"/>
+              <w:right w:type="dxa" w:w="100"/>
+            </w:tcMar>
+            <w:vAlign w:val="top"/>
+          </w:tcPr>
+          <w:p>
+            <w:pPr>
+              <w:spacing w:after="20" w:before="0"/>
+            </w:pPr>
+            <w:r>
+              <w:rPr>
+                <w:b/>
+                <w:bCs/>
+                <w:color w:val="0F2B3C"/>
+                <w:sz w:val="20"/>
+                <w:szCs w:val="20"/>
+              </w:rPr>
+              <w:t xml:space="preserve">Measure of center</w:t>
+            </w:r>
+          </w:p>
+          <w:p>
+            <w:pPr>
+              <w:spacing w:after="0" w:before="0"/>
+            </w:pPr>
+            <w:r>
+              <w:rPr>
+                <w:i/>
+                <w:iCs/>
+                <w:color w:val="5E6E7E"/>
+                <w:sz w:val="18"/>
+                <w:szCs w:val="18"/>
+              </w:rPr>
+              <w:t xml:space="preserve">Medida de tendencia central</w:t>
+            </w:r>
+          </w:p>
+        </w:tc>
+        <w:tc>
+          <w:tcPr>
+            <w:tcW w:type="dxa" w:w="3160"/>
+            <w:tcMar>
+              <w:top w:type="dxa" w:w="60"/>
+              <w:left w:type="dxa" w:w="100"/>
+              <w:bottom w:type="dxa" w:w="60"/>
+              <w:right w:type="dxa" w:w="100"/>
+            </w:tcMar>
+            <w:vAlign w:val="top"/>
+          </w:tcPr>
+          <w:p>
+            <w:pPr>
+              <w:spacing w:after="0" w:before="0"/>
+            </w:pPr>
+            <w:r>
+              <w:rPr>
+                <w:sz w:val="19"/>
+                <w:szCs w:val="19"/>
+              </w:rPr>
+              <w:t xml:space="preserve">One number that describes a typical value in a data set.</w:t>
+            </w:r>
+          </w:p>
+        </w:tc>
+        <w:tc>
+          <w:tcPr>
+            <w:tcW w:type="dxa" w:w="2200"/>
+            <w:tcMar>
+              <w:top w:type="dxa" w:w="60"/>
+              <w:left w:type="dxa" w:w="100"/>
+              <w:bottom w:type="dxa" w:w="60"/>
+              <w:right w:type="dxa" w:w="100"/>
+            </w:tcMar>
+            <w:vAlign w:val="top"/>
+          </w:tcPr>
+          <w:p>
+            <w:pPr>
+              <w:spacing w:after="30" w:before="0"/>
+            </w:pPr>
+            <w:r>
+              <w:rPr>
+                <w:i/>
+                <w:iCs/>
+                <w:color w:val="5E6E7E"/>
+                <w:sz w:val="18"/>
+                <w:szCs w:val="18"/>
+              </w:rPr>
+              <w:t xml:space="preserve">Not Measure of center: write a counter-example that does not fit the rule.</w:t>
+            </w:r>
+          </w:p>
+          <w:p>
+            <w:pPr>
+              <w:spacing w:after="50" w:before="0"/>
+            </w:pPr>
+            <w:r>
+              <w:rPr>
+                <w:color w:val="BBBBBB"/>
+                <w:sz w:val="18"/>
+                <w:szCs w:val="18"/>
+              </w:rPr>
+              <w:t xml:space="preserve">____________________________</w:t>
+            </w:r>
+          </w:p>
+        </w:tc>
+        <w:tc>
+          <w:tcPr>
+            <w:tcW w:type="dxa" w:w="2200"/>
+            <w:tcMar>
+              <w:top w:type="dxa" w:w="60"/>
+              <w:left w:type="dxa" w:w="100"/>
+              <w:bottom w:type="dxa" w:w="60"/>
+              <w:right w:type="dxa" w:w="100"/>
+            </w:tcMar>
+            <w:vAlign w:val="top"/>
+          </w:tcPr>
+          <w:p>
+            <w:pPr>
+              <w:spacing w:after="0" w:before="0"/>
+            </w:pPr>
+            <w:r>
+              <w:rPr>
+                <w:i/>
+                <w:iCs/>
+                <w:color w:val="5E6E7E"/>
+                <w:sz w:val="18"/>
+                <w:szCs w:val="18"/>
+              </w:rPr>
+              <w:t xml:space="preserve">The median is one measure of center.</w:t>
+            </w:r>
+          </w:p>
+        </w:tc>
+      </w:tr>
+      <w:tr>
+        <w:trPr>
+          <w:cantSplit/>
+        </w:trPr>
+        <w:tc>
+          <w:tcPr>
+            <w:tcW w:type="dxa" w:w="1800"/>
+            <w:tcMar>
+              <w:top w:type="dxa" w:w="60"/>
+              <w:left w:type="dxa" w:w="100"/>
+              <w:bottom w:type="dxa" w:w="60"/>
+              <w:right w:type="dxa" w:w="100"/>
+            </w:tcMar>
+            <w:vAlign w:val="top"/>
+          </w:tcPr>
+          <w:p>
+            <w:pPr>
+              <w:spacing w:after="20" w:before="0"/>
+            </w:pPr>
+            <w:r>
+              <w:rPr>
+                <w:b/>
+                <w:bCs/>
+                <w:color w:val="0F2B3C"/>
+                <w:sz w:val="20"/>
+                <w:szCs w:val="20"/>
+              </w:rPr>
+              <w:t xml:space="preserve">Halfway value</w:t>
+            </w:r>
+          </w:p>
+          <w:p>
+            <w:pPr>
+              <w:spacing w:after="0" w:before="0"/>
+            </w:pPr>
+            <w:r>
+              <w:rPr>
+                <w:i/>
+                <w:iCs/>
+                <w:color w:val="5E6E7E"/>
+                <w:sz w:val="18"/>
+                <w:szCs w:val="18"/>
+              </w:rPr>
+              <w:t xml:space="preserve">Valor intermedio</w:t>
+            </w:r>
+          </w:p>
+        </w:tc>
+        <w:tc>
+          <w:tcPr>
+            <w:tcW w:type="dxa" w:w="3160"/>
+            <w:tcMar>
+              <w:top w:type="dxa" w:w="60"/>
+              <w:left w:type="dxa" w:w="100"/>
+              <w:bottom w:type="dxa" w:w="60"/>
+              <w:right w:type="dxa" w:w="100"/>
+            </w:tcMar>
+            <w:vAlign w:val="top"/>
+          </w:tcPr>
+          <w:p>
+            <w:pPr>
+              <w:spacing w:after="0" w:before="0"/>
+            </w:pPr>
+            <w:r>
+              <w:rPr>
+                <w:sz w:val="19"/>
+                <w:szCs w:val="19"/>
+              </w:rPr>
+              <w:t xml:space="preserve">The number exactly between the two middle values of an even-count data set.</w:t>
+            </w:r>
+          </w:p>
+        </w:tc>
+        <w:tc>
+          <w:tcPr>
+            <w:tcW w:type="dxa" w:w="2200"/>
+            <w:tcMar>
+              <w:top w:type="dxa" w:w="60"/>
+              <w:left w:type="dxa" w:w="100"/>
+              <w:bottom w:type="dxa" w:w="60"/>
+              <w:right w:type="dxa" w:w="100"/>
+            </w:tcMar>
+            <w:vAlign w:val="top"/>
+          </w:tcPr>
+          <w:p>
+            <w:pPr>
+              <w:spacing w:after="30" w:before="0"/>
+            </w:pPr>
+            <w:r>
+              <w:rPr>
+                <w:i/>
+                <w:iCs/>
+                <w:color w:val="5E6E7E"/>
+                <w:sz w:val="18"/>
+                <w:szCs w:val="18"/>
+              </w:rPr>
+              <w:t xml:space="preserve">Not Halfway value: write a counter-example that does not fit the rule.</w:t>
+            </w:r>
+          </w:p>
+          <w:p>
+            <w:pPr>
+              <w:spacing w:after="50" w:before="0"/>
+            </w:pPr>
+            <w:r>
+              <w:rPr>
+                <w:color w:val="BBBBBB"/>
+                <w:sz w:val="18"/>
+                <w:szCs w:val="18"/>
+              </w:rPr>
+              <w:t xml:space="preserve">____________________________</w:t>
+            </w:r>
+          </w:p>
+        </w:tc>
+        <w:tc>
+          <w:tcPr>
+            <w:tcW w:type="dxa" w:w="2200"/>
+            <w:tcMar>
+              <w:top w:type="dxa" w:w="60"/>
+              <w:left w:type="dxa" w:w="100"/>
+              <w:bottom w:type="dxa" w:w="60"/>
+              <w:right w:type="dxa" w:w="100"/>
+            </w:tcMar>
+            <w:vAlign w:val="top"/>
+          </w:tcPr>
+          <w:p>
+            <w:pPr>
+              <w:spacing w:after="0" w:before="0"/>
+            </w:pPr>
+            <w:r>
+              <w:rPr>
+                <w:i/>
+                <w:iCs/>
+                <w:color w:val="5E6E7E"/>
+                <w:sz w:val="18"/>
+                <w:szCs w:val="18"/>
+              </w:rPr>
+              <w:t xml:space="preserve">Between 18 and 22, the halfway value is 20.</w:t>
+            </w:r>
+          </w:p>
+        </w:tc>
+      </w:tr>
+    </w:tbl>
+    <w:p>
+      <w:pPr>
+        <w:spacing w:after="120" w:before="140"/>
       </w:pPr>
       <w:r>
         <w:rPr>
@@ -142,88 +1394,937 @@
         <w:t xml:space="preserve">One small step at a time.</w:t>
       </w:r>
     </w:p>
-    <w:p>
-      <w:pPr>
-        <w:spacing w:after="40" w:before="0"/>
-      </w:pPr>
-      <w:r>
-        <w:rPr>
-          <w:sz w:val="22"/>
-          <w:szCs w:val="22"/>
-        </w:rPr>
-        <w:t xml:space="preserve">1.  Add the list: 3 + 3 + 3 = ___</w:t>
-      </w:r>
-    </w:p>
-    <w:p>
-      <w:pPr>
-        <w:spacing w:after="80" w:before="0"/>
-      </w:pPr>
-      <w:r>
-        <w:rPr>
-          <w:color w:val="BBBBBB"/>
-        </w:rPr>
-        <w:t xml:space="preserve">____________________________________________________</w:t>
-      </w:r>
-    </w:p>
-    <w:p>
-      <w:pPr>
-        <w:spacing w:after="40" w:before="0"/>
-      </w:pPr>
-      <w:r>
-        <w:rPr>
-          <w:sz w:val="22"/>
-          <w:szCs w:val="22"/>
-        </w:rPr>
-        <w:t xml:space="preserve">2.  Put 9, 3, 6 in order from least to greatest. Which number comes first?</w:t>
-      </w:r>
-    </w:p>
+    <w:tbl>
+      <w:tblPr>
+        <w:tblW w:type="dxa" w:w="9360"/>
+        <w:tblBorders>
+          <w:top w:val="single" w:color="C7D2DD" w:sz="6"/>
+          <w:left w:val="single" w:color="C7D2DD" w:sz="6"/>
+          <w:bottom w:val="single" w:color="C7D2DD" w:sz="6"/>
+          <w:right w:val="single" w:color="C7D2DD" w:sz="6"/>
+          <w:insideH w:val="single" w:color="C7D2DD" w:sz="6"/>
+          <w:insideV w:val="single" w:color="C7D2DD" w:sz="6"/>
+        </w:tblBorders>
+      </w:tblPr>
+      <w:tblGrid>
+        <w:gridCol w:w="2800"/>
+        <w:gridCol w:w="3560"/>
+        <w:gridCol w:w="3000"/>
+      </w:tblGrid>
+      <w:tr>
+        <w:trPr>
+          <w:cantSplit/>
+          <w:tblHeader/>
+        </w:trPr>
+        <w:tc>
+          <w:tcPr>
+            <w:tcW w:type="dxa" w:w="2800"/>
+            <w:shd w:fill="EEF4F8" w:color="auto" w:val="clear"/>
+            <w:tcMar>
+              <w:top w:type="dxa" w:w="60"/>
+              <w:left w:type="dxa" w:w="100"/>
+              <w:bottom w:type="dxa" w:w="60"/>
+              <w:right w:type="dxa" w:w="100"/>
+            </w:tcMar>
+          </w:tcPr>
+          <w:p>
+            <w:pPr>
+              <w:spacing w:after="0" w:before="0"/>
+            </w:pPr>
+            <w:r>
+              <w:rPr>
+                <w:b/>
+                <w:bCs/>
+                <w:color w:val="0F2B3C"/>
+                <w:sz w:val="16"/>
+                <w:szCs w:val="16"/>
+              </w:rPr>
+              <w:t xml:space="preserve">CORE PROBLEM / GIVEN REPRESENTATION</w:t>
+            </w:r>
+          </w:p>
+        </w:tc>
+        <w:tc>
+          <w:tcPr>
+            <w:tcW w:type="dxa" w:w="3560"/>
+            <w:shd w:fill="EEF4F8" w:color="auto" w:val="clear"/>
+            <w:tcMar>
+              <w:top w:type="dxa" w:w="60"/>
+              <w:left w:type="dxa" w:w="100"/>
+              <w:bottom w:type="dxa" w:w="60"/>
+              <w:right w:type="dxa" w:w="100"/>
+            </w:tcMar>
+          </w:tcPr>
+          <w:p>
+            <w:pPr>
+              <w:spacing w:after="0" w:before="0"/>
+            </w:pPr>
+            <w:r>
+              <w:rPr>
+                <w:b/>
+                <w:bCs/>
+                <w:color w:val="0F2B3C"/>
+                <w:sz w:val="16"/>
+                <w:szCs w:val="16"/>
+              </w:rPr>
+              <w:t xml:space="preserve">WORKING SPACE / CALCULATION STEPS</w:t>
+            </w:r>
+          </w:p>
+        </w:tc>
+        <w:tc>
+          <w:tcPr>
+            <w:tcW w:type="dxa" w:w="3000"/>
+            <w:shd w:fill="FBF3E2" w:color="auto" w:val="clear"/>
+            <w:tcMar>
+              <w:top w:type="dxa" w:w="60"/>
+              <w:left w:type="dxa" w:w="100"/>
+              <w:bottom w:type="dxa" w:w="60"/>
+              <w:right w:type="dxa" w:w="100"/>
+            </w:tcMar>
+          </w:tcPr>
+          <w:p>
+            <w:pPr>
+              <w:spacing w:after="0" w:before="0"/>
+            </w:pPr>
+            <w:r>
+              <w:rPr>
+                <w:b/>
+                <w:bCs/>
+                <w:color w:val="7A5400"/>
+                <w:sz w:val="16"/>
+                <w:szCs w:val="16"/>
+              </w:rPr>
+              <w:t xml:space="preserve">EXPLAIN YOUR REASONING</w:t>
+            </w:r>
+          </w:p>
+        </w:tc>
+      </w:tr>
+      <w:tr>
+        <w:trPr>
+          <w:cantSplit/>
+        </w:trPr>
+        <w:tc>
+          <w:tcPr>
+            <w:tcW w:type="dxa" w:w="2800"/>
+            <w:tcMar>
+              <w:top w:type="dxa" w:w="80"/>
+              <w:left w:type="dxa" w:w="100"/>
+              <w:bottom w:type="dxa" w:w="80"/>
+              <w:right w:type="dxa" w:w="100"/>
+            </w:tcMar>
+            <w:vAlign w:val="top"/>
+          </w:tcPr>
+          <w:p>
+            <w:pPr>
+              <w:spacing w:after="40" w:before="0"/>
+            </w:pPr>
+            <w:r>
+              <w:rPr>
+                <w:b/>
+                <w:bCs/>
+                <w:color w:val="0F2B3C"/>
+                <w:sz w:val="20"/>
+                <w:szCs w:val="20"/>
+              </w:rPr>
+              <w:t xml:space="preserve">1.  Add the list: 3 + 3 + 3 = ___</w:t>
+            </w:r>
+          </w:p>
+        </w:tc>
+        <w:tc>
+          <w:tcPr>
+            <w:tcW w:type="dxa" w:w="3560"/>
+            <w:tcMar>
+              <w:top w:type="dxa" w:w="80"/>
+              <w:left w:type="dxa" w:w="100"/>
+              <w:bottom w:type="dxa" w:w="80"/>
+              <w:right w:type="dxa" w:w="100"/>
+            </w:tcMar>
+            <w:vAlign w:val="top"/>
+          </w:tcPr>
+          <w:p>
+            <w:pPr>
+              <w:spacing w:after="50" w:before="0"/>
+            </w:pPr>
+            <w:r>
+              <w:rPr>
+                <w:color w:val="BBBBBB"/>
+                <w:sz w:val="18"/>
+                <w:szCs w:val="18"/>
+              </w:rPr>
+              <w:t xml:space="preserve">____________________________</w:t>
+            </w:r>
+          </w:p>
+          <w:p>
+            <w:pPr>
+              <w:spacing w:after="50" w:before="0"/>
+            </w:pPr>
+            <w:r>
+              <w:rPr>
+                <w:color w:val="BBBBBB"/>
+                <w:sz w:val="18"/>
+                <w:szCs w:val="18"/>
+              </w:rPr>
+              <w:t xml:space="preserve">____________________________</w:t>
+            </w:r>
+          </w:p>
+          <w:p>
+            <w:pPr>
+              <w:spacing w:after="50" w:before="0"/>
+            </w:pPr>
+            <w:r>
+              <w:rPr>
+                <w:color w:val="BBBBBB"/>
+                <w:sz w:val="18"/>
+                <w:szCs w:val="18"/>
+              </w:rPr>
+              <w:t xml:space="preserve">____________________________</w:t>
+            </w:r>
+          </w:p>
+          <w:p>
+            <w:pPr>
+              <w:spacing w:after="50" w:before="0"/>
+            </w:pPr>
+            <w:r>
+              <w:rPr>
+                <w:color w:val="BBBBBB"/>
+                <w:sz w:val="18"/>
+                <w:szCs w:val="18"/>
+              </w:rPr>
+              <w:t xml:space="preserve">____________________________</w:t>
+            </w:r>
+          </w:p>
+        </w:tc>
+        <w:tc>
+          <w:tcPr>
+            <w:tcW w:type="dxa" w:w="3000"/>
+            <w:shd w:fill="FBF3E2" w:color="auto" w:val="clear"/>
+            <w:tcMar>
+              <w:top w:type="dxa" w:w="80"/>
+              <w:left w:type="dxa" w:w="100"/>
+              <w:bottom w:type="dxa" w:w="80"/>
+              <w:right w:type="dxa" w:w="100"/>
+            </w:tcMar>
+            <w:vAlign w:val="top"/>
+          </w:tcPr>
+          <w:p>
+            <w:pPr>
+              <w:spacing w:after="30" w:before="0"/>
+            </w:pPr>
+            <w:r>
+              <w:rPr>
+                <w:b/>
+                <w:bCs/>
+                <w:color w:val="0F2B3C"/>
+                <w:sz w:val="18"/>
+                <w:szCs w:val="18"/>
+              </w:rPr>
+              <w:t xml:space="preserve">Because... ________________</w:t>
+            </w:r>
+          </w:p>
+          <w:p>
+            <w:pPr>
+              <w:spacing w:after="50" w:before="0"/>
+            </w:pPr>
+            <w:r>
+              <w:rPr>
+                <w:color w:val="BBBBBB"/>
+                <w:sz w:val="18"/>
+                <w:szCs w:val="18"/>
+              </w:rPr>
+              <w:t xml:space="preserve">____________________________</w:t>
+            </w:r>
+          </w:p>
+          <w:p>
+            <w:pPr>
+              <w:spacing w:after="30" w:before="40"/>
+            </w:pPr>
+            <w:r>
+              <w:rPr>
+                <w:b/>
+                <w:bCs/>
+                <w:color w:val="1A6FB5"/>
+                <w:sz w:val="18"/>
+                <w:szCs w:val="18"/>
+              </w:rPr>
+              <w:t xml:space="preserve">Although... _______________</w:t>
+            </w:r>
+          </w:p>
+          <w:p>
+            <w:pPr>
+              <w:spacing w:after="50" w:before="0"/>
+            </w:pPr>
+            <w:r>
+              <w:rPr>
+                <w:color w:val="BBBBBB"/>
+                <w:sz w:val="18"/>
+                <w:szCs w:val="18"/>
+              </w:rPr>
+              <w:t xml:space="preserve">____________________________</w:t>
+            </w:r>
+          </w:p>
+          <w:p>
+            <w:pPr>
+              <w:spacing w:after="30" w:before="40"/>
+            </w:pPr>
+            <w:r>
+              <w:rPr>
+                <w:b/>
+                <w:bCs/>
+                <w:color w:val="7A5400"/>
+                <w:sz w:val="18"/>
+                <w:szCs w:val="18"/>
+              </w:rPr>
+              <w:t xml:space="preserve">Therefore... ______________</w:t>
+            </w:r>
+          </w:p>
+          <w:p>
+            <w:pPr>
+              <w:spacing w:after="50" w:before="0"/>
+            </w:pPr>
+            <w:r>
+              <w:rPr>
+                <w:color w:val="BBBBBB"/>
+                <w:sz w:val="18"/>
+                <w:szCs w:val="18"/>
+              </w:rPr>
+              <w:t xml:space="preserve">____________________________</w:t>
+            </w:r>
+          </w:p>
+        </w:tc>
+      </w:tr>
+    </w:tbl>
     <w:p>
       <w:pPr>
         <w:spacing w:after="60" w:before="0"/>
       </w:pPr>
       <w:r>
-        <w:rPr>
-          <w:i/>
-          <w:iCs/>
-          <w:color w:val="3F4D5C"/>
-          <w:sz w:val="20"/>
-          <w:szCs w:val="20"/>
-        </w:rPr>
-        <w:t xml:space="preserve">B. Pon 9, 3, 6 en orden de menor a mayor. ¿Qué número va primero?</w:t>
-      </w:r>
-    </w:p>
-    <w:p>
-      <w:pPr>
-        <w:spacing w:after="80" w:before="0"/>
-      </w:pPr>
-      <w:r>
-        <w:rPr>
-          <w:color w:val="BBBBBB"/>
-        </w:rPr>
-        <w:t xml:space="preserve">____________________________________________________</w:t>
-      </w:r>
-    </w:p>
-    <w:p>
-      <w:pPr>
-        <w:spacing w:after="40" w:before="0"/>
-      </w:pPr>
-      <w:r>
-        <w:rPr>
-          <w:sz w:val="22"/>
-          <w:szCs w:val="22"/>
-        </w:rPr>
-        <w:t xml:space="preserve">3.  Order least to greatest: 4, 1, 2. The middle number is ___</w:t>
-      </w:r>
-    </w:p>
-    <w:p>
-      <w:pPr>
-        <w:spacing w:after="80" w:before="0"/>
-      </w:pPr>
-      <w:r>
-        <w:rPr>
-          <w:color w:val="BBBBBB"/>
-        </w:rPr>
-        <w:t xml:space="preserve">____________________________________________________</w:t>
+        <w:t xml:space="preserve"/>
+      </w:r>
+    </w:p>
+    <w:tbl>
+      <w:tblPr>
+        <w:tblW w:type="dxa" w:w="9360"/>
+        <w:tblBorders>
+          <w:top w:val="single" w:color="C7D2DD" w:sz="6"/>
+          <w:left w:val="single" w:color="C7D2DD" w:sz="6"/>
+          <w:bottom w:val="single" w:color="C7D2DD" w:sz="6"/>
+          <w:right w:val="single" w:color="C7D2DD" w:sz="6"/>
+          <w:insideH w:val="single" w:color="C7D2DD" w:sz="6"/>
+          <w:insideV w:val="single" w:color="C7D2DD" w:sz="6"/>
+        </w:tblBorders>
+      </w:tblPr>
+      <w:tblGrid>
+        <w:gridCol w:w="2800"/>
+        <w:gridCol w:w="3560"/>
+        <w:gridCol w:w="3000"/>
+      </w:tblGrid>
+      <w:tr>
+        <w:trPr>
+          <w:cantSplit/>
+          <w:tblHeader/>
+        </w:trPr>
+        <w:tc>
+          <w:tcPr>
+            <w:tcW w:type="dxa" w:w="2800"/>
+            <w:shd w:fill="EEF4F8" w:color="auto" w:val="clear"/>
+            <w:tcMar>
+              <w:top w:type="dxa" w:w="60"/>
+              <w:left w:type="dxa" w:w="100"/>
+              <w:bottom w:type="dxa" w:w="60"/>
+              <w:right w:type="dxa" w:w="100"/>
+            </w:tcMar>
+          </w:tcPr>
+          <w:p>
+            <w:pPr>
+              <w:spacing w:after="0" w:before="0"/>
+            </w:pPr>
+            <w:r>
+              <w:rPr>
+                <w:b/>
+                <w:bCs/>
+                <w:color w:val="0F2B3C"/>
+                <w:sz w:val="16"/>
+                <w:szCs w:val="16"/>
+              </w:rPr>
+              <w:t xml:space="preserve">CORE PROBLEM / GIVEN REPRESENTATION</w:t>
+            </w:r>
+          </w:p>
+        </w:tc>
+        <w:tc>
+          <w:tcPr>
+            <w:tcW w:type="dxa" w:w="3560"/>
+            <w:shd w:fill="EEF4F8" w:color="auto" w:val="clear"/>
+            <w:tcMar>
+              <w:top w:type="dxa" w:w="60"/>
+              <w:left w:type="dxa" w:w="100"/>
+              <w:bottom w:type="dxa" w:w="60"/>
+              <w:right w:type="dxa" w:w="100"/>
+            </w:tcMar>
+          </w:tcPr>
+          <w:p>
+            <w:pPr>
+              <w:spacing w:after="0" w:before="0"/>
+            </w:pPr>
+            <w:r>
+              <w:rPr>
+                <w:b/>
+                <w:bCs/>
+                <w:color w:val="0F2B3C"/>
+                <w:sz w:val="16"/>
+                <w:szCs w:val="16"/>
+              </w:rPr>
+              <w:t xml:space="preserve">WORKING SPACE / CALCULATION STEPS</w:t>
+            </w:r>
+          </w:p>
+        </w:tc>
+        <w:tc>
+          <w:tcPr>
+            <w:tcW w:type="dxa" w:w="3000"/>
+            <w:shd w:fill="FBF3E2" w:color="auto" w:val="clear"/>
+            <w:tcMar>
+              <w:top w:type="dxa" w:w="60"/>
+              <w:left w:type="dxa" w:w="100"/>
+              <w:bottom w:type="dxa" w:w="60"/>
+              <w:right w:type="dxa" w:w="100"/>
+            </w:tcMar>
+          </w:tcPr>
+          <w:p>
+            <w:pPr>
+              <w:spacing w:after="0" w:before="0"/>
+            </w:pPr>
+            <w:r>
+              <w:rPr>
+                <w:b/>
+                <w:bCs/>
+                <w:color w:val="7A5400"/>
+                <w:sz w:val="16"/>
+                <w:szCs w:val="16"/>
+              </w:rPr>
+              <w:t xml:space="preserve">EXPLAIN YOUR REASONING</w:t>
+            </w:r>
+          </w:p>
+        </w:tc>
+      </w:tr>
+      <w:tr>
+        <w:trPr>
+          <w:cantSplit/>
+        </w:trPr>
+        <w:tc>
+          <w:tcPr>
+            <w:tcW w:type="dxa" w:w="2800"/>
+            <w:tcMar>
+              <w:top w:type="dxa" w:w="80"/>
+              <w:left w:type="dxa" w:w="100"/>
+              <w:bottom w:type="dxa" w:w="80"/>
+              <w:right w:type="dxa" w:w="100"/>
+            </w:tcMar>
+            <w:vAlign w:val="top"/>
+          </w:tcPr>
+          <w:p>
+            <w:pPr>
+              <w:spacing w:after="40" w:before="0"/>
+            </w:pPr>
+            <w:r>
+              <w:rPr>
+                <w:b/>
+                <w:bCs/>
+                <w:color w:val="0F2B3C"/>
+                <w:sz w:val="20"/>
+                <w:szCs w:val="20"/>
+              </w:rPr>
+              <w:t xml:space="preserve">2.  Put 9, 3, 6 in order from least to greatest. Which number comes first?</w:t>
+            </w:r>
+          </w:p>
+          <w:p>
+            <w:pPr>
+              <w:spacing w:after="40" w:before="0"/>
+            </w:pPr>
+            <w:r>
+              <w:rPr>
+                <w:i/>
+                <w:iCs/>
+                <w:color w:val="3F4D5C"/>
+                <w:sz w:val="20"/>
+                <w:szCs w:val="20"/>
+              </w:rPr>
+              <w:t xml:space="preserve">B. Pon 9, 3, 6 en orden de menor a mayor. ¿Qué número va primero?</w:t>
+            </w:r>
+          </w:p>
+        </w:tc>
+        <w:tc>
+          <w:tcPr>
+            <w:tcW w:type="dxa" w:w="3560"/>
+            <w:tcMar>
+              <w:top w:type="dxa" w:w="80"/>
+              <w:left w:type="dxa" w:w="100"/>
+              <w:bottom w:type="dxa" w:w="80"/>
+              <w:right w:type="dxa" w:w="100"/>
+            </w:tcMar>
+            <w:vAlign w:val="top"/>
+          </w:tcPr>
+          <w:p>
+            <w:pPr>
+              <w:spacing w:after="50" w:before="0"/>
+            </w:pPr>
+            <w:r>
+              <w:rPr>
+                <w:color w:val="BBBBBB"/>
+                <w:sz w:val="18"/>
+                <w:szCs w:val="18"/>
+              </w:rPr>
+              <w:t xml:space="preserve">____________________________</w:t>
+            </w:r>
+          </w:p>
+          <w:p>
+            <w:pPr>
+              <w:spacing w:after="50" w:before="0"/>
+            </w:pPr>
+            <w:r>
+              <w:rPr>
+                <w:color w:val="BBBBBB"/>
+                <w:sz w:val="18"/>
+                <w:szCs w:val="18"/>
+              </w:rPr>
+              <w:t xml:space="preserve">____________________________</w:t>
+            </w:r>
+          </w:p>
+          <w:p>
+            <w:pPr>
+              <w:spacing w:after="50" w:before="0"/>
+            </w:pPr>
+            <w:r>
+              <w:rPr>
+                <w:color w:val="BBBBBB"/>
+                <w:sz w:val="18"/>
+                <w:szCs w:val="18"/>
+              </w:rPr>
+              <w:t xml:space="preserve">____________________________</w:t>
+            </w:r>
+          </w:p>
+          <w:p>
+            <w:pPr>
+              <w:spacing w:after="50" w:before="0"/>
+            </w:pPr>
+            <w:r>
+              <w:rPr>
+                <w:color w:val="BBBBBB"/>
+                <w:sz w:val="18"/>
+                <w:szCs w:val="18"/>
+              </w:rPr>
+              <w:t xml:space="preserve">____________________________</w:t>
+            </w:r>
+          </w:p>
+        </w:tc>
+        <w:tc>
+          <w:tcPr>
+            <w:tcW w:type="dxa" w:w="3000"/>
+            <w:shd w:fill="FBF3E2" w:color="auto" w:val="clear"/>
+            <w:tcMar>
+              <w:top w:type="dxa" w:w="80"/>
+              <w:left w:type="dxa" w:w="100"/>
+              <w:bottom w:type="dxa" w:w="80"/>
+              <w:right w:type="dxa" w:w="100"/>
+            </w:tcMar>
+            <w:vAlign w:val="top"/>
+          </w:tcPr>
+          <w:p>
+            <w:pPr>
+              <w:spacing w:after="30" w:before="0"/>
+            </w:pPr>
+            <w:r>
+              <w:rPr>
+                <w:b/>
+                <w:bCs/>
+                <w:color w:val="0F2B3C"/>
+                <w:sz w:val="18"/>
+                <w:szCs w:val="18"/>
+              </w:rPr>
+              <w:t xml:space="preserve">Because... ________________</w:t>
+            </w:r>
+          </w:p>
+          <w:p>
+            <w:pPr>
+              <w:spacing w:after="50" w:before="0"/>
+            </w:pPr>
+            <w:r>
+              <w:rPr>
+                <w:color w:val="BBBBBB"/>
+                <w:sz w:val="18"/>
+                <w:szCs w:val="18"/>
+              </w:rPr>
+              <w:t xml:space="preserve">____________________________</w:t>
+            </w:r>
+          </w:p>
+          <w:p>
+            <w:pPr>
+              <w:spacing w:after="30" w:before="40"/>
+            </w:pPr>
+            <w:r>
+              <w:rPr>
+                <w:b/>
+                <w:bCs/>
+                <w:color w:val="1A6FB5"/>
+                <w:sz w:val="18"/>
+                <w:szCs w:val="18"/>
+              </w:rPr>
+              <w:t xml:space="preserve">Although... _______________</w:t>
+            </w:r>
+          </w:p>
+          <w:p>
+            <w:pPr>
+              <w:spacing w:after="50" w:before="0"/>
+            </w:pPr>
+            <w:r>
+              <w:rPr>
+                <w:color w:val="BBBBBB"/>
+                <w:sz w:val="18"/>
+                <w:szCs w:val="18"/>
+              </w:rPr>
+              <w:t xml:space="preserve">____________________________</w:t>
+            </w:r>
+          </w:p>
+          <w:p>
+            <w:pPr>
+              <w:spacing w:after="30" w:before="40"/>
+            </w:pPr>
+            <w:r>
+              <w:rPr>
+                <w:b/>
+                <w:bCs/>
+                <w:color w:val="7A5400"/>
+                <w:sz w:val="18"/>
+                <w:szCs w:val="18"/>
+              </w:rPr>
+              <w:t xml:space="preserve">Therefore... ______________</w:t>
+            </w:r>
+          </w:p>
+          <w:p>
+            <w:pPr>
+              <w:spacing w:after="50" w:before="0"/>
+            </w:pPr>
+            <w:r>
+              <w:rPr>
+                <w:color w:val="BBBBBB"/>
+                <w:sz w:val="18"/>
+                <w:szCs w:val="18"/>
+              </w:rPr>
+              <w:t xml:space="preserve">____________________________</w:t>
+            </w:r>
+          </w:p>
+        </w:tc>
+      </w:tr>
+    </w:tbl>
+    <w:p>
+      <w:pPr>
+        <w:spacing w:after="60" w:before="0"/>
+      </w:pPr>
+      <w:r>
+        <w:t xml:space="preserve"/>
+      </w:r>
+    </w:p>
+    <w:tbl>
+      <w:tblPr>
+        <w:tblW w:type="dxa" w:w="9360"/>
+        <w:tblBorders>
+          <w:top w:val="single" w:color="C7D2DD" w:sz="6"/>
+          <w:left w:val="single" w:color="C7D2DD" w:sz="6"/>
+          <w:bottom w:val="single" w:color="C7D2DD" w:sz="6"/>
+          <w:right w:val="single" w:color="C7D2DD" w:sz="6"/>
+          <w:insideH w:val="single" w:color="C7D2DD" w:sz="6"/>
+          <w:insideV w:val="single" w:color="C7D2DD" w:sz="6"/>
+        </w:tblBorders>
+      </w:tblPr>
+      <w:tblGrid>
+        <w:gridCol w:w="2800"/>
+        <w:gridCol w:w="3560"/>
+        <w:gridCol w:w="3000"/>
+      </w:tblGrid>
+      <w:tr>
+        <w:trPr>
+          <w:cantSplit/>
+          <w:tblHeader/>
+        </w:trPr>
+        <w:tc>
+          <w:tcPr>
+            <w:tcW w:type="dxa" w:w="2800"/>
+            <w:shd w:fill="EEF4F8" w:color="auto" w:val="clear"/>
+            <w:tcMar>
+              <w:top w:type="dxa" w:w="60"/>
+              <w:left w:type="dxa" w:w="100"/>
+              <w:bottom w:type="dxa" w:w="60"/>
+              <w:right w:type="dxa" w:w="100"/>
+            </w:tcMar>
+          </w:tcPr>
+          <w:p>
+            <w:pPr>
+              <w:spacing w:after="0" w:before="0"/>
+            </w:pPr>
+            <w:r>
+              <w:rPr>
+                <w:b/>
+                <w:bCs/>
+                <w:color w:val="0F2B3C"/>
+                <w:sz w:val="16"/>
+                <w:szCs w:val="16"/>
+              </w:rPr>
+              <w:t xml:space="preserve">CORE PROBLEM / GIVEN REPRESENTATION</w:t>
+            </w:r>
+          </w:p>
+        </w:tc>
+        <w:tc>
+          <w:tcPr>
+            <w:tcW w:type="dxa" w:w="3560"/>
+            <w:shd w:fill="EEF4F8" w:color="auto" w:val="clear"/>
+            <w:tcMar>
+              <w:top w:type="dxa" w:w="60"/>
+              <w:left w:type="dxa" w:w="100"/>
+              <w:bottom w:type="dxa" w:w="60"/>
+              <w:right w:type="dxa" w:w="100"/>
+            </w:tcMar>
+          </w:tcPr>
+          <w:p>
+            <w:pPr>
+              <w:spacing w:after="0" w:before="0"/>
+            </w:pPr>
+            <w:r>
+              <w:rPr>
+                <w:b/>
+                <w:bCs/>
+                <w:color w:val="0F2B3C"/>
+                <w:sz w:val="16"/>
+                <w:szCs w:val="16"/>
+              </w:rPr>
+              <w:t xml:space="preserve">WORKING SPACE / CALCULATION STEPS</w:t>
+            </w:r>
+          </w:p>
+        </w:tc>
+        <w:tc>
+          <w:tcPr>
+            <w:tcW w:type="dxa" w:w="3000"/>
+            <w:shd w:fill="FBF3E2" w:color="auto" w:val="clear"/>
+            <w:tcMar>
+              <w:top w:type="dxa" w:w="60"/>
+              <w:left w:type="dxa" w:w="100"/>
+              <w:bottom w:type="dxa" w:w="60"/>
+              <w:right w:type="dxa" w:w="100"/>
+            </w:tcMar>
+          </w:tcPr>
+          <w:p>
+            <w:pPr>
+              <w:spacing w:after="0" w:before="0"/>
+            </w:pPr>
+            <w:r>
+              <w:rPr>
+                <w:b/>
+                <w:bCs/>
+                <w:color w:val="7A5400"/>
+                <w:sz w:val="16"/>
+                <w:szCs w:val="16"/>
+              </w:rPr>
+              <w:t xml:space="preserve">EXPLAIN YOUR REASONING</w:t>
+            </w:r>
+          </w:p>
+        </w:tc>
+      </w:tr>
+      <w:tr>
+        <w:trPr>
+          <w:cantSplit/>
+        </w:trPr>
+        <w:tc>
+          <w:tcPr>
+            <w:tcW w:type="dxa" w:w="2800"/>
+            <w:tcMar>
+              <w:top w:type="dxa" w:w="80"/>
+              <w:left w:type="dxa" w:w="100"/>
+              <w:bottom w:type="dxa" w:w="80"/>
+              <w:right w:type="dxa" w:w="100"/>
+            </w:tcMar>
+            <w:vAlign w:val="top"/>
+          </w:tcPr>
+          <w:p>
+            <w:pPr>
+              <w:spacing w:after="40" w:before="0"/>
+            </w:pPr>
+            <w:r>
+              <w:rPr>
+                <w:b/>
+                <w:bCs/>
+                <w:color w:val="0F2B3C"/>
+                <w:sz w:val="20"/>
+                <w:szCs w:val="20"/>
+              </w:rPr>
+              <w:t xml:space="preserve">3.  Order least to greatest: 4, 1, 2. The middle number is ___</w:t>
+            </w:r>
+          </w:p>
+        </w:tc>
+        <w:tc>
+          <w:tcPr>
+            <w:tcW w:type="dxa" w:w="3560"/>
+            <w:tcMar>
+              <w:top w:type="dxa" w:w="80"/>
+              <w:left w:type="dxa" w:w="100"/>
+              <w:bottom w:type="dxa" w:w="80"/>
+              <w:right w:type="dxa" w:w="100"/>
+            </w:tcMar>
+            <w:vAlign w:val="top"/>
+          </w:tcPr>
+          <w:p>
+            <w:pPr>
+              <w:spacing w:after="50" w:before="0"/>
+            </w:pPr>
+            <w:r>
+              <w:rPr>
+                <w:color w:val="BBBBBB"/>
+                <w:sz w:val="18"/>
+                <w:szCs w:val="18"/>
+              </w:rPr>
+              <w:t xml:space="preserve">____________________________</w:t>
+            </w:r>
+          </w:p>
+          <w:p>
+            <w:pPr>
+              <w:spacing w:after="50" w:before="0"/>
+            </w:pPr>
+            <w:r>
+              <w:rPr>
+                <w:color w:val="BBBBBB"/>
+                <w:sz w:val="18"/>
+                <w:szCs w:val="18"/>
+              </w:rPr>
+              <w:t xml:space="preserve">____________________________</w:t>
+            </w:r>
+          </w:p>
+          <w:p>
+            <w:pPr>
+              <w:spacing w:after="50" w:before="0"/>
+            </w:pPr>
+            <w:r>
+              <w:rPr>
+                <w:color w:val="BBBBBB"/>
+                <w:sz w:val="18"/>
+                <w:szCs w:val="18"/>
+              </w:rPr>
+              <w:t xml:space="preserve">____________________________</w:t>
+            </w:r>
+          </w:p>
+          <w:p>
+            <w:pPr>
+              <w:spacing w:after="50" w:before="0"/>
+            </w:pPr>
+            <w:r>
+              <w:rPr>
+                <w:color w:val="BBBBBB"/>
+                <w:sz w:val="18"/>
+                <w:szCs w:val="18"/>
+              </w:rPr>
+              <w:t xml:space="preserve">____________________________</w:t>
+            </w:r>
+          </w:p>
+        </w:tc>
+        <w:tc>
+          <w:tcPr>
+            <w:tcW w:type="dxa" w:w="3000"/>
+            <w:shd w:fill="FBF3E2" w:color="auto" w:val="clear"/>
+            <w:tcMar>
+              <w:top w:type="dxa" w:w="80"/>
+              <w:left w:type="dxa" w:w="100"/>
+              <w:bottom w:type="dxa" w:w="80"/>
+              <w:right w:type="dxa" w:w="100"/>
+            </w:tcMar>
+            <w:vAlign w:val="top"/>
+          </w:tcPr>
+          <w:p>
+            <w:pPr>
+              <w:spacing w:after="30" w:before="0"/>
+            </w:pPr>
+            <w:r>
+              <w:rPr>
+                <w:b/>
+                <w:bCs/>
+                <w:color w:val="0F2B3C"/>
+                <w:sz w:val="18"/>
+                <w:szCs w:val="18"/>
+              </w:rPr>
+              <w:t xml:space="preserve">Because... ________________</w:t>
+            </w:r>
+          </w:p>
+          <w:p>
+            <w:pPr>
+              <w:spacing w:after="50" w:before="0"/>
+            </w:pPr>
+            <w:r>
+              <w:rPr>
+                <w:color w:val="BBBBBB"/>
+                <w:sz w:val="18"/>
+                <w:szCs w:val="18"/>
+              </w:rPr>
+              <w:t xml:space="preserve">____________________________</w:t>
+            </w:r>
+          </w:p>
+          <w:p>
+            <w:pPr>
+              <w:spacing w:after="30" w:before="40"/>
+            </w:pPr>
+            <w:r>
+              <w:rPr>
+                <w:b/>
+                <w:bCs/>
+                <w:color w:val="1A6FB5"/>
+                <w:sz w:val="18"/>
+                <w:szCs w:val="18"/>
+              </w:rPr>
+              <w:t xml:space="preserve">Although... _______________</w:t>
+            </w:r>
+          </w:p>
+          <w:p>
+            <w:pPr>
+              <w:spacing w:after="50" w:before="0"/>
+            </w:pPr>
+            <w:r>
+              <w:rPr>
+                <w:color w:val="BBBBBB"/>
+                <w:sz w:val="18"/>
+                <w:szCs w:val="18"/>
+              </w:rPr>
+              <w:t xml:space="preserve">____________________________</w:t>
+            </w:r>
+          </w:p>
+          <w:p>
+            <w:pPr>
+              <w:spacing w:after="30" w:before="40"/>
+            </w:pPr>
+            <w:r>
+              <w:rPr>
+                <w:b/>
+                <w:bCs/>
+                <w:color w:val="7A5400"/>
+                <w:sz w:val="18"/>
+                <w:szCs w:val="18"/>
+              </w:rPr>
+              <w:t xml:space="preserve">Therefore... ______________</w:t>
+            </w:r>
+          </w:p>
+          <w:p>
+            <w:pPr>
+              <w:spacing w:after="50" w:before="0"/>
+            </w:pPr>
+            <w:r>
+              <w:rPr>
+                <w:color w:val="BBBBBB"/>
+                <w:sz w:val="18"/>
+                <w:szCs w:val="18"/>
+              </w:rPr>
+              <w:t xml:space="preserve">____________________________</w:t>
+            </w:r>
+          </w:p>
+        </w:tc>
+      </w:tr>
+    </w:tbl>
+    <w:p>
+      <w:pPr>
+        <w:spacing w:after="60" w:before="0"/>
+      </w:pPr>
+      <w:r>
+        <w:t xml:space="preserve"/>
       </w:r>
     </w:p>
     <w:p>
@@ -270,101 +2371,950 @@
         <w:t xml:space="preserve">Halla totales y luego el medio de una lista.</w:t>
       </w:r>
     </w:p>
-    <w:p>
-      <w:pPr>
-        <w:spacing w:after="40" w:before="0"/>
-      </w:pPr>
-      <w:r>
-        <w:rPr>
-          <w:sz w:val="22"/>
-          <w:szCs w:val="22"/>
-        </w:rPr>
-        <w:t xml:space="preserve">1.  Add: 2 + 5 + 5 = ___</w:t>
-      </w:r>
-    </w:p>
-    <w:p>
-      <w:pPr>
-        <w:spacing w:after="80" w:before="0"/>
-      </w:pPr>
-      <w:r>
-        <w:rPr>
-          <w:color w:val="BBBBBB"/>
-        </w:rPr>
-        <w:t xml:space="preserve">____________________________________________________</w:t>
-      </w:r>
-    </w:p>
-    <w:p>
-      <w:pPr>
-        <w:spacing w:after="40" w:before="0"/>
-      </w:pPr>
-      <w:r>
-        <w:rPr>
-          <w:sz w:val="22"/>
-          <w:szCs w:val="22"/>
-        </w:rPr>
-        <w:t xml:space="preserve">2.  Order least to greatest: 8, 1, 5, 3, 7. The middle number is ___</w:t>
-      </w:r>
-    </w:p>
+    <w:tbl>
+      <w:tblPr>
+        <w:tblW w:type="dxa" w:w="9360"/>
+        <w:tblBorders>
+          <w:top w:val="single" w:color="C7D2DD" w:sz="6"/>
+          <w:left w:val="single" w:color="C7D2DD" w:sz="6"/>
+          <w:bottom w:val="single" w:color="C7D2DD" w:sz="6"/>
+          <w:right w:val="single" w:color="C7D2DD" w:sz="6"/>
+          <w:insideH w:val="single" w:color="C7D2DD" w:sz="6"/>
+          <w:insideV w:val="single" w:color="C7D2DD" w:sz="6"/>
+        </w:tblBorders>
+      </w:tblPr>
+      <w:tblGrid>
+        <w:gridCol w:w="2800"/>
+        <w:gridCol w:w="3560"/>
+        <w:gridCol w:w="3000"/>
+      </w:tblGrid>
+      <w:tr>
+        <w:trPr>
+          <w:cantSplit/>
+          <w:tblHeader/>
+        </w:trPr>
+        <w:tc>
+          <w:tcPr>
+            <w:tcW w:type="dxa" w:w="2800"/>
+            <w:shd w:fill="EEF4F8" w:color="auto" w:val="clear"/>
+            <w:tcMar>
+              <w:top w:type="dxa" w:w="60"/>
+              <w:left w:type="dxa" w:w="100"/>
+              <w:bottom w:type="dxa" w:w="60"/>
+              <w:right w:type="dxa" w:w="100"/>
+            </w:tcMar>
+          </w:tcPr>
+          <w:p>
+            <w:pPr>
+              <w:spacing w:after="0" w:before="0"/>
+            </w:pPr>
+            <w:r>
+              <w:rPr>
+                <w:b/>
+                <w:bCs/>
+                <w:color w:val="0F2B3C"/>
+                <w:sz w:val="16"/>
+                <w:szCs w:val="16"/>
+              </w:rPr>
+              <w:t xml:space="preserve">CORE PROBLEM / GIVEN REPRESENTATION</w:t>
+            </w:r>
+          </w:p>
+        </w:tc>
+        <w:tc>
+          <w:tcPr>
+            <w:tcW w:type="dxa" w:w="3560"/>
+            <w:shd w:fill="EEF4F8" w:color="auto" w:val="clear"/>
+            <w:tcMar>
+              <w:top w:type="dxa" w:w="60"/>
+              <w:left w:type="dxa" w:w="100"/>
+              <w:bottom w:type="dxa" w:w="60"/>
+              <w:right w:type="dxa" w:w="100"/>
+            </w:tcMar>
+          </w:tcPr>
+          <w:p>
+            <w:pPr>
+              <w:spacing w:after="0" w:before="0"/>
+            </w:pPr>
+            <w:r>
+              <w:rPr>
+                <w:b/>
+                <w:bCs/>
+                <w:color w:val="0F2B3C"/>
+                <w:sz w:val="16"/>
+                <w:szCs w:val="16"/>
+              </w:rPr>
+              <w:t xml:space="preserve">WORKING SPACE / CALCULATION STEPS</w:t>
+            </w:r>
+          </w:p>
+        </w:tc>
+        <w:tc>
+          <w:tcPr>
+            <w:tcW w:type="dxa" w:w="3000"/>
+            <w:shd w:fill="FBF3E2" w:color="auto" w:val="clear"/>
+            <w:tcMar>
+              <w:top w:type="dxa" w:w="60"/>
+              <w:left w:type="dxa" w:w="100"/>
+              <w:bottom w:type="dxa" w:w="60"/>
+              <w:right w:type="dxa" w:w="100"/>
+            </w:tcMar>
+          </w:tcPr>
+          <w:p>
+            <w:pPr>
+              <w:spacing w:after="0" w:before="0"/>
+            </w:pPr>
+            <w:r>
+              <w:rPr>
+                <w:b/>
+                <w:bCs/>
+                <w:color w:val="7A5400"/>
+                <w:sz w:val="16"/>
+                <w:szCs w:val="16"/>
+              </w:rPr>
+              <w:t xml:space="preserve">EXPLAIN YOUR REASONING</w:t>
+            </w:r>
+          </w:p>
+        </w:tc>
+      </w:tr>
+      <w:tr>
+        <w:trPr>
+          <w:cantSplit/>
+        </w:trPr>
+        <w:tc>
+          <w:tcPr>
+            <w:tcW w:type="dxa" w:w="2800"/>
+            <w:tcMar>
+              <w:top w:type="dxa" w:w="80"/>
+              <w:left w:type="dxa" w:w="100"/>
+              <w:bottom w:type="dxa" w:w="80"/>
+              <w:right w:type="dxa" w:w="100"/>
+            </w:tcMar>
+            <w:vAlign w:val="top"/>
+          </w:tcPr>
+          <w:p>
+            <w:pPr>
+              <w:spacing w:after="40" w:before="0"/>
+            </w:pPr>
+            <w:r>
+              <w:rPr>
+                <w:b/>
+                <w:bCs/>
+                <w:color w:val="0F2B3C"/>
+                <w:sz w:val="20"/>
+                <w:szCs w:val="20"/>
+              </w:rPr>
+              <w:t xml:space="preserve">1.  Add: 2 + 5 + 5 = ___</w:t>
+            </w:r>
+          </w:p>
+        </w:tc>
+        <w:tc>
+          <w:tcPr>
+            <w:tcW w:type="dxa" w:w="3560"/>
+            <w:tcMar>
+              <w:top w:type="dxa" w:w="80"/>
+              <w:left w:type="dxa" w:w="100"/>
+              <w:bottom w:type="dxa" w:w="80"/>
+              <w:right w:type="dxa" w:w="100"/>
+            </w:tcMar>
+            <w:vAlign w:val="top"/>
+          </w:tcPr>
+          <w:p>
+            <w:pPr>
+              <w:spacing w:after="50" w:before="0"/>
+            </w:pPr>
+            <w:r>
+              <w:rPr>
+                <w:color w:val="BBBBBB"/>
+                <w:sz w:val="18"/>
+                <w:szCs w:val="18"/>
+              </w:rPr>
+              <w:t xml:space="preserve">____________________________</w:t>
+            </w:r>
+          </w:p>
+          <w:p>
+            <w:pPr>
+              <w:spacing w:after="50" w:before="0"/>
+            </w:pPr>
+            <w:r>
+              <w:rPr>
+                <w:color w:val="BBBBBB"/>
+                <w:sz w:val="18"/>
+                <w:szCs w:val="18"/>
+              </w:rPr>
+              <w:t xml:space="preserve">____________________________</w:t>
+            </w:r>
+          </w:p>
+          <w:p>
+            <w:pPr>
+              <w:spacing w:after="50" w:before="0"/>
+            </w:pPr>
+            <w:r>
+              <w:rPr>
+                <w:color w:val="BBBBBB"/>
+                <w:sz w:val="18"/>
+                <w:szCs w:val="18"/>
+              </w:rPr>
+              <w:t xml:space="preserve">____________________________</w:t>
+            </w:r>
+          </w:p>
+          <w:p>
+            <w:pPr>
+              <w:spacing w:after="50" w:before="0"/>
+            </w:pPr>
+            <w:r>
+              <w:rPr>
+                <w:color w:val="BBBBBB"/>
+                <w:sz w:val="18"/>
+                <w:szCs w:val="18"/>
+              </w:rPr>
+              <w:t xml:space="preserve">____________________________</w:t>
+            </w:r>
+          </w:p>
+        </w:tc>
+        <w:tc>
+          <w:tcPr>
+            <w:tcW w:type="dxa" w:w="3000"/>
+            <w:shd w:fill="FBF3E2" w:color="auto" w:val="clear"/>
+            <w:tcMar>
+              <w:top w:type="dxa" w:w="80"/>
+              <w:left w:type="dxa" w:w="100"/>
+              <w:bottom w:type="dxa" w:w="80"/>
+              <w:right w:type="dxa" w:w="100"/>
+            </w:tcMar>
+            <w:vAlign w:val="top"/>
+          </w:tcPr>
+          <w:p>
+            <w:pPr>
+              <w:spacing w:after="30" w:before="0"/>
+            </w:pPr>
+            <w:r>
+              <w:rPr>
+                <w:b/>
+                <w:bCs/>
+                <w:color w:val="0F2B3C"/>
+                <w:sz w:val="18"/>
+                <w:szCs w:val="18"/>
+              </w:rPr>
+              <w:t xml:space="preserve">Because... ________________</w:t>
+            </w:r>
+          </w:p>
+          <w:p>
+            <w:pPr>
+              <w:spacing w:after="50" w:before="0"/>
+            </w:pPr>
+            <w:r>
+              <w:rPr>
+                <w:color w:val="BBBBBB"/>
+                <w:sz w:val="18"/>
+                <w:szCs w:val="18"/>
+              </w:rPr>
+              <w:t xml:space="preserve">____________________________</w:t>
+            </w:r>
+          </w:p>
+          <w:p>
+            <w:pPr>
+              <w:spacing w:after="30" w:before="40"/>
+            </w:pPr>
+            <w:r>
+              <w:rPr>
+                <w:b/>
+                <w:bCs/>
+                <w:color w:val="1A6FB5"/>
+                <w:sz w:val="18"/>
+                <w:szCs w:val="18"/>
+              </w:rPr>
+              <w:t xml:space="preserve">Although... _______________</w:t>
+            </w:r>
+          </w:p>
+          <w:p>
+            <w:pPr>
+              <w:spacing w:after="50" w:before="0"/>
+            </w:pPr>
+            <w:r>
+              <w:rPr>
+                <w:color w:val="BBBBBB"/>
+                <w:sz w:val="18"/>
+                <w:szCs w:val="18"/>
+              </w:rPr>
+              <w:t xml:space="preserve">____________________________</w:t>
+            </w:r>
+          </w:p>
+          <w:p>
+            <w:pPr>
+              <w:spacing w:after="30" w:before="40"/>
+            </w:pPr>
+            <w:r>
+              <w:rPr>
+                <w:b/>
+                <w:bCs/>
+                <w:color w:val="7A5400"/>
+                <w:sz w:val="18"/>
+                <w:szCs w:val="18"/>
+              </w:rPr>
+              <w:t xml:space="preserve">Therefore... ______________</w:t>
+            </w:r>
+          </w:p>
+          <w:p>
+            <w:pPr>
+              <w:spacing w:after="50" w:before="0"/>
+            </w:pPr>
+            <w:r>
+              <w:rPr>
+                <w:color w:val="BBBBBB"/>
+                <w:sz w:val="18"/>
+                <w:szCs w:val="18"/>
+              </w:rPr>
+              <w:t xml:space="preserve">____________________________</w:t>
+            </w:r>
+          </w:p>
+        </w:tc>
+      </w:tr>
+    </w:tbl>
     <w:p>
       <w:pPr>
         <w:spacing w:after="60" w:before="0"/>
       </w:pPr>
       <w:r>
-        <w:rPr>
-          <w:i/>
-          <w:iCs/>
-          <w:color w:val="3F4D5C"/>
-          <w:sz w:val="20"/>
-          <w:szCs w:val="20"/>
-        </w:rPr>
-        <w:t xml:space="preserve">B. Ordena de menor a mayor: 8, 1, 5, 3, 7. El número del medio es ___</w:t>
-      </w:r>
-    </w:p>
-    <w:p>
-      <w:pPr>
-        <w:spacing w:after="80" w:before="0"/>
-      </w:pPr>
-      <w:r>
-        <w:rPr>
-          <w:color w:val="BBBBBB"/>
-        </w:rPr>
-        <w:t xml:space="preserve">____________________________________________________</w:t>
-      </w:r>
-    </w:p>
-    <w:p>
-      <w:pPr>
-        <w:spacing w:after="40" w:before="0"/>
-      </w:pPr>
-      <w:r>
-        <w:rPr>
-          <w:sz w:val="22"/>
-          <w:szCs w:val="22"/>
-        </w:rPr>
-        <w:t xml:space="preserve">3.  In the list 6, 2, 6, 9, which value is the mode (most common)?</w:t>
-      </w:r>
-    </w:p>
-    <w:p>
-      <w:pPr>
-        <w:spacing w:after="40" w:before="0"/>
-      </w:pPr>
-      <w:r>
-        <w:rPr>
-          <w:color w:val="5E6E7E"/>
-          <w:sz w:val="20"/>
-          <w:szCs w:val="20"/>
-        </w:rPr>
-        <w:t xml:space="preserve">     choices: 2   /   6   /   9</w:t>
-      </w:r>
-    </w:p>
-    <w:p>
-      <w:pPr>
-        <w:spacing w:after="80" w:before="0"/>
-      </w:pPr>
-      <w:r>
-        <w:rPr>
-          <w:color w:val="BBBBBB"/>
-        </w:rPr>
-        <w:t xml:space="preserve">____________________________________________________</w:t>
+        <w:t xml:space="preserve"/>
+      </w:r>
+    </w:p>
+    <w:tbl>
+      <w:tblPr>
+        <w:tblW w:type="dxa" w:w="9360"/>
+        <w:tblBorders>
+          <w:top w:val="single" w:color="C7D2DD" w:sz="6"/>
+          <w:left w:val="single" w:color="C7D2DD" w:sz="6"/>
+          <w:bottom w:val="single" w:color="C7D2DD" w:sz="6"/>
+          <w:right w:val="single" w:color="C7D2DD" w:sz="6"/>
+          <w:insideH w:val="single" w:color="C7D2DD" w:sz="6"/>
+          <w:insideV w:val="single" w:color="C7D2DD" w:sz="6"/>
+        </w:tblBorders>
+      </w:tblPr>
+      <w:tblGrid>
+        <w:gridCol w:w="2800"/>
+        <w:gridCol w:w="3560"/>
+        <w:gridCol w:w="3000"/>
+      </w:tblGrid>
+      <w:tr>
+        <w:trPr>
+          <w:cantSplit/>
+          <w:tblHeader/>
+        </w:trPr>
+        <w:tc>
+          <w:tcPr>
+            <w:tcW w:type="dxa" w:w="2800"/>
+            <w:shd w:fill="EEF4F8" w:color="auto" w:val="clear"/>
+            <w:tcMar>
+              <w:top w:type="dxa" w:w="60"/>
+              <w:left w:type="dxa" w:w="100"/>
+              <w:bottom w:type="dxa" w:w="60"/>
+              <w:right w:type="dxa" w:w="100"/>
+            </w:tcMar>
+          </w:tcPr>
+          <w:p>
+            <w:pPr>
+              <w:spacing w:after="0" w:before="0"/>
+            </w:pPr>
+            <w:r>
+              <w:rPr>
+                <w:b/>
+                <w:bCs/>
+                <w:color w:val="0F2B3C"/>
+                <w:sz w:val="16"/>
+                <w:szCs w:val="16"/>
+              </w:rPr>
+              <w:t xml:space="preserve">CORE PROBLEM / GIVEN REPRESENTATION</w:t>
+            </w:r>
+          </w:p>
+        </w:tc>
+        <w:tc>
+          <w:tcPr>
+            <w:tcW w:type="dxa" w:w="3560"/>
+            <w:shd w:fill="EEF4F8" w:color="auto" w:val="clear"/>
+            <w:tcMar>
+              <w:top w:type="dxa" w:w="60"/>
+              <w:left w:type="dxa" w:w="100"/>
+              <w:bottom w:type="dxa" w:w="60"/>
+              <w:right w:type="dxa" w:w="100"/>
+            </w:tcMar>
+          </w:tcPr>
+          <w:p>
+            <w:pPr>
+              <w:spacing w:after="0" w:before="0"/>
+            </w:pPr>
+            <w:r>
+              <w:rPr>
+                <w:b/>
+                <w:bCs/>
+                <w:color w:val="0F2B3C"/>
+                <w:sz w:val="16"/>
+                <w:szCs w:val="16"/>
+              </w:rPr>
+              <w:t xml:space="preserve">WORKING SPACE / CALCULATION STEPS</w:t>
+            </w:r>
+          </w:p>
+        </w:tc>
+        <w:tc>
+          <w:tcPr>
+            <w:tcW w:type="dxa" w:w="3000"/>
+            <w:shd w:fill="FBF3E2" w:color="auto" w:val="clear"/>
+            <w:tcMar>
+              <w:top w:type="dxa" w:w="60"/>
+              <w:left w:type="dxa" w:w="100"/>
+              <w:bottom w:type="dxa" w:w="60"/>
+              <w:right w:type="dxa" w:w="100"/>
+            </w:tcMar>
+          </w:tcPr>
+          <w:p>
+            <w:pPr>
+              <w:spacing w:after="0" w:before="0"/>
+            </w:pPr>
+            <w:r>
+              <w:rPr>
+                <w:b/>
+                <w:bCs/>
+                <w:color w:val="7A5400"/>
+                <w:sz w:val="16"/>
+                <w:szCs w:val="16"/>
+              </w:rPr>
+              <w:t xml:space="preserve">EXPLAIN YOUR REASONING</w:t>
+            </w:r>
+          </w:p>
+        </w:tc>
+      </w:tr>
+      <w:tr>
+        <w:trPr>
+          <w:cantSplit/>
+        </w:trPr>
+        <w:tc>
+          <w:tcPr>
+            <w:tcW w:type="dxa" w:w="2800"/>
+            <w:tcMar>
+              <w:top w:type="dxa" w:w="80"/>
+              <w:left w:type="dxa" w:w="100"/>
+              <w:bottom w:type="dxa" w:w="80"/>
+              <w:right w:type="dxa" w:w="100"/>
+            </w:tcMar>
+            <w:vAlign w:val="top"/>
+          </w:tcPr>
+          <w:p>
+            <w:pPr>
+              <w:spacing w:after="40" w:before="0"/>
+            </w:pPr>
+            <w:r>
+              <w:rPr>
+                <w:b/>
+                <w:bCs/>
+                <w:color w:val="0F2B3C"/>
+                <w:sz w:val="20"/>
+                <w:szCs w:val="20"/>
+              </w:rPr>
+              <w:t xml:space="preserve">2.  Order least to greatest: 8, 1, 5, 3, 7. The middle number is ___</w:t>
+            </w:r>
+          </w:p>
+          <w:p>
+            <w:pPr>
+              <w:spacing w:after="40" w:before="0"/>
+            </w:pPr>
+            <w:r>
+              <w:rPr>
+                <w:i/>
+                <w:iCs/>
+                <w:color w:val="3F4D5C"/>
+                <w:sz w:val="20"/>
+                <w:szCs w:val="20"/>
+              </w:rPr>
+              <w:t xml:space="preserve">B. Ordena de menor a mayor: 8, 1, 5, 3, 7. El número del medio es ___</w:t>
+            </w:r>
+          </w:p>
+        </w:tc>
+        <w:tc>
+          <w:tcPr>
+            <w:tcW w:type="dxa" w:w="3560"/>
+            <w:tcMar>
+              <w:top w:type="dxa" w:w="80"/>
+              <w:left w:type="dxa" w:w="100"/>
+              <w:bottom w:type="dxa" w:w="80"/>
+              <w:right w:type="dxa" w:w="100"/>
+            </w:tcMar>
+            <w:vAlign w:val="top"/>
+          </w:tcPr>
+          <w:p>
+            <w:pPr>
+              <w:spacing w:after="50" w:before="0"/>
+            </w:pPr>
+            <w:r>
+              <w:rPr>
+                <w:color w:val="BBBBBB"/>
+                <w:sz w:val="18"/>
+                <w:szCs w:val="18"/>
+              </w:rPr>
+              <w:t xml:space="preserve">____________________________</w:t>
+            </w:r>
+          </w:p>
+          <w:p>
+            <w:pPr>
+              <w:spacing w:after="50" w:before="0"/>
+            </w:pPr>
+            <w:r>
+              <w:rPr>
+                <w:color w:val="BBBBBB"/>
+                <w:sz w:val="18"/>
+                <w:szCs w:val="18"/>
+              </w:rPr>
+              <w:t xml:space="preserve">____________________________</w:t>
+            </w:r>
+          </w:p>
+          <w:p>
+            <w:pPr>
+              <w:spacing w:after="50" w:before="0"/>
+            </w:pPr>
+            <w:r>
+              <w:rPr>
+                <w:color w:val="BBBBBB"/>
+                <w:sz w:val="18"/>
+                <w:szCs w:val="18"/>
+              </w:rPr>
+              <w:t xml:space="preserve">____________________________</w:t>
+            </w:r>
+          </w:p>
+          <w:p>
+            <w:pPr>
+              <w:spacing w:after="50" w:before="0"/>
+            </w:pPr>
+            <w:r>
+              <w:rPr>
+                <w:color w:val="BBBBBB"/>
+                <w:sz w:val="18"/>
+                <w:szCs w:val="18"/>
+              </w:rPr>
+              <w:t xml:space="preserve">____________________________</w:t>
+            </w:r>
+          </w:p>
+        </w:tc>
+        <w:tc>
+          <w:tcPr>
+            <w:tcW w:type="dxa" w:w="3000"/>
+            <w:shd w:fill="FBF3E2" w:color="auto" w:val="clear"/>
+            <w:tcMar>
+              <w:top w:type="dxa" w:w="80"/>
+              <w:left w:type="dxa" w:w="100"/>
+              <w:bottom w:type="dxa" w:w="80"/>
+              <w:right w:type="dxa" w:w="100"/>
+            </w:tcMar>
+            <w:vAlign w:val="top"/>
+          </w:tcPr>
+          <w:p>
+            <w:pPr>
+              <w:spacing w:after="30" w:before="0"/>
+            </w:pPr>
+            <w:r>
+              <w:rPr>
+                <w:b/>
+                <w:bCs/>
+                <w:color w:val="0F2B3C"/>
+                <w:sz w:val="18"/>
+                <w:szCs w:val="18"/>
+              </w:rPr>
+              <w:t xml:space="preserve">Because... ________________</w:t>
+            </w:r>
+          </w:p>
+          <w:p>
+            <w:pPr>
+              <w:spacing w:after="50" w:before="0"/>
+            </w:pPr>
+            <w:r>
+              <w:rPr>
+                <w:color w:val="BBBBBB"/>
+                <w:sz w:val="18"/>
+                <w:szCs w:val="18"/>
+              </w:rPr>
+              <w:t xml:space="preserve">____________________________</w:t>
+            </w:r>
+          </w:p>
+          <w:p>
+            <w:pPr>
+              <w:spacing w:after="30" w:before="40"/>
+            </w:pPr>
+            <w:r>
+              <w:rPr>
+                <w:b/>
+                <w:bCs/>
+                <w:color w:val="1A6FB5"/>
+                <w:sz w:val="18"/>
+                <w:szCs w:val="18"/>
+              </w:rPr>
+              <w:t xml:space="preserve">Although... _______________</w:t>
+            </w:r>
+          </w:p>
+          <w:p>
+            <w:pPr>
+              <w:spacing w:after="50" w:before="0"/>
+            </w:pPr>
+            <w:r>
+              <w:rPr>
+                <w:color w:val="BBBBBB"/>
+                <w:sz w:val="18"/>
+                <w:szCs w:val="18"/>
+              </w:rPr>
+              <w:t xml:space="preserve">____________________________</w:t>
+            </w:r>
+          </w:p>
+          <w:p>
+            <w:pPr>
+              <w:spacing w:after="30" w:before="40"/>
+            </w:pPr>
+            <w:r>
+              <w:rPr>
+                <w:b/>
+                <w:bCs/>
+                <w:color w:val="7A5400"/>
+                <w:sz w:val="18"/>
+                <w:szCs w:val="18"/>
+              </w:rPr>
+              <w:t xml:space="preserve">Therefore... ______________</w:t>
+            </w:r>
+          </w:p>
+          <w:p>
+            <w:pPr>
+              <w:spacing w:after="50" w:before="0"/>
+            </w:pPr>
+            <w:r>
+              <w:rPr>
+                <w:color w:val="BBBBBB"/>
+                <w:sz w:val="18"/>
+                <w:szCs w:val="18"/>
+              </w:rPr>
+              <w:t xml:space="preserve">____________________________</w:t>
+            </w:r>
+          </w:p>
+        </w:tc>
+      </w:tr>
+    </w:tbl>
+    <w:p>
+      <w:pPr>
+        <w:spacing w:after="60" w:before="0"/>
+      </w:pPr>
+      <w:r>
+        <w:t xml:space="preserve"/>
+      </w:r>
+    </w:p>
+    <w:tbl>
+      <w:tblPr>
+        <w:tblW w:type="dxa" w:w="9360"/>
+        <w:tblBorders>
+          <w:top w:val="single" w:color="C7D2DD" w:sz="6"/>
+          <w:left w:val="single" w:color="C7D2DD" w:sz="6"/>
+          <w:bottom w:val="single" w:color="C7D2DD" w:sz="6"/>
+          <w:right w:val="single" w:color="C7D2DD" w:sz="6"/>
+          <w:insideH w:val="single" w:color="C7D2DD" w:sz="6"/>
+          <w:insideV w:val="single" w:color="C7D2DD" w:sz="6"/>
+        </w:tblBorders>
+      </w:tblPr>
+      <w:tblGrid>
+        <w:gridCol w:w="2800"/>
+        <w:gridCol w:w="3560"/>
+        <w:gridCol w:w="3000"/>
+      </w:tblGrid>
+      <w:tr>
+        <w:trPr>
+          <w:cantSplit/>
+          <w:tblHeader/>
+        </w:trPr>
+        <w:tc>
+          <w:tcPr>
+            <w:tcW w:type="dxa" w:w="2800"/>
+            <w:shd w:fill="EEF4F8" w:color="auto" w:val="clear"/>
+            <w:tcMar>
+              <w:top w:type="dxa" w:w="60"/>
+              <w:left w:type="dxa" w:w="100"/>
+              <w:bottom w:type="dxa" w:w="60"/>
+              <w:right w:type="dxa" w:w="100"/>
+            </w:tcMar>
+          </w:tcPr>
+          <w:p>
+            <w:pPr>
+              <w:spacing w:after="0" w:before="0"/>
+            </w:pPr>
+            <w:r>
+              <w:rPr>
+                <w:b/>
+                <w:bCs/>
+                <w:color w:val="0F2B3C"/>
+                <w:sz w:val="16"/>
+                <w:szCs w:val="16"/>
+              </w:rPr>
+              <w:t xml:space="preserve">CORE PROBLEM / GIVEN REPRESENTATION</w:t>
+            </w:r>
+          </w:p>
+        </w:tc>
+        <w:tc>
+          <w:tcPr>
+            <w:tcW w:type="dxa" w:w="3560"/>
+            <w:shd w:fill="EEF4F8" w:color="auto" w:val="clear"/>
+            <w:tcMar>
+              <w:top w:type="dxa" w:w="60"/>
+              <w:left w:type="dxa" w:w="100"/>
+              <w:bottom w:type="dxa" w:w="60"/>
+              <w:right w:type="dxa" w:w="100"/>
+            </w:tcMar>
+          </w:tcPr>
+          <w:p>
+            <w:pPr>
+              <w:spacing w:after="0" w:before="0"/>
+            </w:pPr>
+            <w:r>
+              <w:rPr>
+                <w:b/>
+                <w:bCs/>
+                <w:color w:val="0F2B3C"/>
+                <w:sz w:val="16"/>
+                <w:szCs w:val="16"/>
+              </w:rPr>
+              <w:t xml:space="preserve">WORKING SPACE / CALCULATION STEPS</w:t>
+            </w:r>
+          </w:p>
+        </w:tc>
+        <w:tc>
+          <w:tcPr>
+            <w:tcW w:type="dxa" w:w="3000"/>
+            <w:shd w:fill="FBF3E2" w:color="auto" w:val="clear"/>
+            <w:tcMar>
+              <w:top w:type="dxa" w:w="60"/>
+              <w:left w:type="dxa" w:w="100"/>
+              <w:bottom w:type="dxa" w:w="60"/>
+              <w:right w:type="dxa" w:w="100"/>
+            </w:tcMar>
+          </w:tcPr>
+          <w:p>
+            <w:pPr>
+              <w:spacing w:after="0" w:before="0"/>
+            </w:pPr>
+            <w:r>
+              <w:rPr>
+                <w:b/>
+                <w:bCs/>
+                <w:color w:val="7A5400"/>
+                <w:sz w:val="16"/>
+                <w:szCs w:val="16"/>
+              </w:rPr>
+              <w:t xml:space="preserve">EXPLAIN YOUR REASONING</w:t>
+            </w:r>
+          </w:p>
+        </w:tc>
+      </w:tr>
+      <w:tr>
+        <w:trPr>
+          <w:cantSplit/>
+        </w:trPr>
+        <w:tc>
+          <w:tcPr>
+            <w:tcW w:type="dxa" w:w="2800"/>
+            <w:tcMar>
+              <w:top w:type="dxa" w:w="80"/>
+              <w:left w:type="dxa" w:w="100"/>
+              <w:bottom w:type="dxa" w:w="80"/>
+              <w:right w:type="dxa" w:w="100"/>
+            </w:tcMar>
+            <w:vAlign w:val="top"/>
+          </w:tcPr>
+          <w:p>
+            <w:pPr>
+              <w:spacing w:after="40" w:before="0"/>
+            </w:pPr>
+            <w:r>
+              <w:rPr>
+                <w:b/>
+                <w:bCs/>
+                <w:color w:val="0F2B3C"/>
+                <w:sz w:val="20"/>
+                <w:szCs w:val="20"/>
+              </w:rPr>
+              <w:t xml:space="preserve">3.  In the list 6, 2, 6, 9, which value is the mode (most common)?</w:t>
+            </w:r>
+          </w:p>
+          <w:p>
+            <w:pPr>
+              <w:spacing w:after="0" w:before="0"/>
+            </w:pPr>
+            <w:r>
+              <w:rPr>
+                <w:color w:val="5E6E7E"/>
+                <w:sz w:val="18"/>
+                <w:szCs w:val="18"/>
+              </w:rPr>
+              <w:t xml:space="preserve">Choices: 2   /   6   /   9</w:t>
+            </w:r>
+          </w:p>
+        </w:tc>
+        <w:tc>
+          <w:tcPr>
+            <w:tcW w:type="dxa" w:w="3560"/>
+            <w:tcMar>
+              <w:top w:type="dxa" w:w="80"/>
+              <w:left w:type="dxa" w:w="100"/>
+              <w:bottom w:type="dxa" w:w="80"/>
+              <w:right w:type="dxa" w:w="100"/>
+            </w:tcMar>
+            <w:vAlign w:val="top"/>
+          </w:tcPr>
+          <w:p>
+            <w:pPr>
+              <w:spacing w:after="50" w:before="0"/>
+            </w:pPr>
+            <w:r>
+              <w:rPr>
+                <w:color w:val="BBBBBB"/>
+                <w:sz w:val="18"/>
+                <w:szCs w:val="18"/>
+              </w:rPr>
+              <w:t xml:space="preserve">____________________________</w:t>
+            </w:r>
+          </w:p>
+          <w:p>
+            <w:pPr>
+              <w:spacing w:after="50" w:before="0"/>
+            </w:pPr>
+            <w:r>
+              <w:rPr>
+                <w:color w:val="BBBBBB"/>
+                <w:sz w:val="18"/>
+                <w:szCs w:val="18"/>
+              </w:rPr>
+              <w:t xml:space="preserve">____________________________</w:t>
+            </w:r>
+          </w:p>
+          <w:p>
+            <w:pPr>
+              <w:spacing w:after="50" w:before="0"/>
+            </w:pPr>
+            <w:r>
+              <w:rPr>
+                <w:color w:val="BBBBBB"/>
+                <w:sz w:val="18"/>
+                <w:szCs w:val="18"/>
+              </w:rPr>
+              <w:t xml:space="preserve">____________________________</w:t>
+            </w:r>
+          </w:p>
+          <w:p>
+            <w:pPr>
+              <w:spacing w:after="50" w:before="0"/>
+            </w:pPr>
+            <w:r>
+              <w:rPr>
+                <w:color w:val="BBBBBB"/>
+                <w:sz w:val="18"/>
+                <w:szCs w:val="18"/>
+              </w:rPr>
+              <w:t xml:space="preserve">____________________________</w:t>
+            </w:r>
+          </w:p>
+        </w:tc>
+        <w:tc>
+          <w:tcPr>
+            <w:tcW w:type="dxa" w:w="3000"/>
+            <w:shd w:fill="FBF3E2" w:color="auto" w:val="clear"/>
+            <w:tcMar>
+              <w:top w:type="dxa" w:w="80"/>
+              <w:left w:type="dxa" w:w="100"/>
+              <w:bottom w:type="dxa" w:w="80"/>
+              <w:right w:type="dxa" w:w="100"/>
+            </w:tcMar>
+            <w:vAlign w:val="top"/>
+          </w:tcPr>
+          <w:p>
+            <w:pPr>
+              <w:spacing w:after="30" w:before="0"/>
+            </w:pPr>
+            <w:r>
+              <w:rPr>
+                <w:b/>
+                <w:bCs/>
+                <w:color w:val="0F2B3C"/>
+                <w:sz w:val="18"/>
+                <w:szCs w:val="18"/>
+              </w:rPr>
+              <w:t xml:space="preserve">Because... ________________</w:t>
+            </w:r>
+          </w:p>
+          <w:p>
+            <w:pPr>
+              <w:spacing w:after="50" w:before="0"/>
+            </w:pPr>
+            <w:r>
+              <w:rPr>
+                <w:color w:val="BBBBBB"/>
+                <w:sz w:val="18"/>
+                <w:szCs w:val="18"/>
+              </w:rPr>
+              <w:t xml:space="preserve">____________________________</w:t>
+            </w:r>
+          </w:p>
+          <w:p>
+            <w:pPr>
+              <w:spacing w:after="30" w:before="40"/>
+            </w:pPr>
+            <w:r>
+              <w:rPr>
+                <w:b/>
+                <w:bCs/>
+                <w:color w:val="1A6FB5"/>
+                <w:sz w:val="18"/>
+                <w:szCs w:val="18"/>
+              </w:rPr>
+              <w:t xml:space="preserve">Although... _______________</w:t>
+            </w:r>
+          </w:p>
+          <w:p>
+            <w:pPr>
+              <w:spacing w:after="50" w:before="0"/>
+            </w:pPr>
+            <w:r>
+              <w:rPr>
+                <w:color w:val="BBBBBB"/>
+                <w:sz w:val="18"/>
+                <w:szCs w:val="18"/>
+              </w:rPr>
+              <w:t xml:space="preserve">____________________________</w:t>
+            </w:r>
+          </w:p>
+          <w:p>
+            <w:pPr>
+              <w:spacing w:after="30" w:before="40"/>
+            </w:pPr>
+            <w:r>
+              <w:rPr>
+                <w:b/>
+                <w:bCs/>
+                <w:color w:val="7A5400"/>
+                <w:sz w:val="18"/>
+                <w:szCs w:val="18"/>
+              </w:rPr>
+              <w:t xml:space="preserve">Therefore... ______________</w:t>
+            </w:r>
+          </w:p>
+          <w:p>
+            <w:pPr>
+              <w:spacing w:after="50" w:before="0"/>
+            </w:pPr>
+            <w:r>
+              <w:rPr>
+                <w:color w:val="BBBBBB"/>
+                <w:sz w:val="18"/>
+                <w:szCs w:val="18"/>
+              </w:rPr>
+              <w:t xml:space="preserve">____________________________</w:t>
+            </w:r>
+          </w:p>
+        </w:tc>
+      </w:tr>
+    </w:tbl>
+    <w:p>
+      <w:pPr>
+        <w:spacing w:after="60" w:before="0"/>
+      </w:pPr>
+      <w:r>
+        <w:t xml:space="preserve"/>
       </w:r>
     </w:p>
     <w:p>
@@ -411,65 +3361,631 @@
         <w:t xml:space="preserve">Halla una mediana de principio a fin, con una cantidad impar o par.</w:t>
       </w:r>
     </w:p>
-    <w:p>
-      <w:pPr>
-        <w:spacing w:after="40" w:before="0"/>
-      </w:pPr>
-      <w:r>
-        <w:rPr>
-          <w:sz w:val="22"/>
-          <w:szCs w:val="22"/>
-        </w:rPr>
-        <w:t xml:space="preserve">1.  Find the median of 10, 2, 6, 4. There are 4 numbers, so find the number halfway between the two middle numbers.</w:t>
-      </w:r>
-    </w:p>
+    <w:tbl>
+      <w:tblPr>
+        <w:tblW w:type="dxa" w:w="9360"/>
+        <w:tblBorders>
+          <w:top w:val="single" w:color="C7D2DD" w:sz="6"/>
+          <w:left w:val="single" w:color="C7D2DD" w:sz="6"/>
+          <w:bottom w:val="single" w:color="C7D2DD" w:sz="6"/>
+          <w:right w:val="single" w:color="C7D2DD" w:sz="6"/>
+          <w:insideH w:val="single" w:color="C7D2DD" w:sz="6"/>
+          <w:insideV w:val="single" w:color="C7D2DD" w:sz="6"/>
+        </w:tblBorders>
+      </w:tblPr>
+      <w:tblGrid>
+        <w:gridCol w:w="2800"/>
+        <w:gridCol w:w="3560"/>
+        <w:gridCol w:w="3000"/>
+      </w:tblGrid>
+      <w:tr>
+        <w:trPr>
+          <w:cantSplit/>
+          <w:tblHeader/>
+        </w:trPr>
+        <w:tc>
+          <w:tcPr>
+            <w:tcW w:type="dxa" w:w="2800"/>
+            <w:shd w:fill="EEF4F8" w:color="auto" w:val="clear"/>
+            <w:tcMar>
+              <w:top w:type="dxa" w:w="60"/>
+              <w:left w:type="dxa" w:w="100"/>
+              <w:bottom w:type="dxa" w:w="60"/>
+              <w:right w:type="dxa" w:w="100"/>
+            </w:tcMar>
+          </w:tcPr>
+          <w:p>
+            <w:pPr>
+              <w:spacing w:after="0" w:before="0"/>
+            </w:pPr>
+            <w:r>
+              <w:rPr>
+                <w:b/>
+                <w:bCs/>
+                <w:color w:val="0F2B3C"/>
+                <w:sz w:val="16"/>
+                <w:szCs w:val="16"/>
+              </w:rPr>
+              <w:t xml:space="preserve">CORE PROBLEM / GIVEN REPRESENTATION</w:t>
+            </w:r>
+          </w:p>
+        </w:tc>
+        <w:tc>
+          <w:tcPr>
+            <w:tcW w:type="dxa" w:w="3560"/>
+            <w:shd w:fill="EEF4F8" w:color="auto" w:val="clear"/>
+            <w:tcMar>
+              <w:top w:type="dxa" w:w="60"/>
+              <w:left w:type="dxa" w:w="100"/>
+              <w:bottom w:type="dxa" w:w="60"/>
+              <w:right w:type="dxa" w:w="100"/>
+            </w:tcMar>
+          </w:tcPr>
+          <w:p>
+            <w:pPr>
+              <w:spacing w:after="0" w:before="0"/>
+            </w:pPr>
+            <w:r>
+              <w:rPr>
+                <w:b/>
+                <w:bCs/>
+                <w:color w:val="0F2B3C"/>
+                <w:sz w:val="16"/>
+                <w:szCs w:val="16"/>
+              </w:rPr>
+              <w:t xml:space="preserve">WORKING SPACE / CALCULATION STEPS</w:t>
+            </w:r>
+          </w:p>
+        </w:tc>
+        <w:tc>
+          <w:tcPr>
+            <w:tcW w:type="dxa" w:w="3000"/>
+            <w:shd w:fill="FBF3E2" w:color="auto" w:val="clear"/>
+            <w:tcMar>
+              <w:top w:type="dxa" w:w="60"/>
+              <w:left w:type="dxa" w:w="100"/>
+              <w:bottom w:type="dxa" w:w="60"/>
+              <w:right w:type="dxa" w:w="100"/>
+            </w:tcMar>
+          </w:tcPr>
+          <w:p>
+            <w:pPr>
+              <w:spacing w:after="0" w:before="0"/>
+            </w:pPr>
+            <w:r>
+              <w:rPr>
+                <w:b/>
+                <w:bCs/>
+                <w:color w:val="7A5400"/>
+                <w:sz w:val="16"/>
+                <w:szCs w:val="16"/>
+              </w:rPr>
+              <w:t xml:space="preserve">EXPLAIN YOUR REASONING</w:t>
+            </w:r>
+          </w:p>
+        </w:tc>
+      </w:tr>
+      <w:tr>
+        <w:trPr>
+          <w:cantSplit/>
+        </w:trPr>
+        <w:tc>
+          <w:tcPr>
+            <w:tcW w:type="dxa" w:w="2800"/>
+            <w:tcMar>
+              <w:top w:type="dxa" w:w="80"/>
+              <w:left w:type="dxa" w:w="100"/>
+              <w:bottom w:type="dxa" w:w="80"/>
+              <w:right w:type="dxa" w:w="100"/>
+            </w:tcMar>
+            <w:vAlign w:val="top"/>
+          </w:tcPr>
+          <w:p>
+            <w:pPr>
+              <w:spacing w:after="40" w:before="0"/>
+            </w:pPr>
+            <w:r>
+              <w:rPr>
+                <w:b/>
+                <w:bCs/>
+                <w:color w:val="0F2B3C"/>
+                <w:sz w:val="20"/>
+                <w:szCs w:val="20"/>
+              </w:rPr>
+              <w:t xml:space="preserve">1.  Find the median of 10, 2, 6, 4. There are 4 numbers, so find the number halfway between the two middle numbers.</w:t>
+            </w:r>
+          </w:p>
+          <w:p>
+            <w:pPr>
+              <w:spacing w:after="40" w:before="0"/>
+            </w:pPr>
+            <w:r>
+              <w:rPr>
+                <w:i/>
+                <w:iCs/>
+                <w:color w:val="3F4D5C"/>
+                <w:sz w:val="20"/>
+                <w:szCs w:val="20"/>
+              </w:rPr>
+              <w:t xml:space="preserve">A. Halla la mediana de 10, 2, 6, 4. Hay 4 números, así que halla el número que está a la mitad entre los dos números del medio.</w:t>
+            </w:r>
+          </w:p>
+        </w:tc>
+        <w:tc>
+          <w:tcPr>
+            <w:tcW w:type="dxa" w:w="3560"/>
+            <w:tcMar>
+              <w:top w:type="dxa" w:w="80"/>
+              <w:left w:type="dxa" w:w="100"/>
+              <w:bottom w:type="dxa" w:w="80"/>
+              <w:right w:type="dxa" w:w="100"/>
+            </w:tcMar>
+            <w:vAlign w:val="top"/>
+          </w:tcPr>
+          <w:p>
+            <w:pPr>
+              <w:spacing w:after="50" w:before="0"/>
+            </w:pPr>
+            <w:r>
+              <w:rPr>
+                <w:color w:val="BBBBBB"/>
+                <w:sz w:val="18"/>
+                <w:szCs w:val="18"/>
+              </w:rPr>
+              <w:t xml:space="preserve">____________________________</w:t>
+            </w:r>
+          </w:p>
+          <w:p>
+            <w:pPr>
+              <w:spacing w:after="50" w:before="0"/>
+            </w:pPr>
+            <w:r>
+              <w:rPr>
+                <w:color w:val="BBBBBB"/>
+                <w:sz w:val="18"/>
+                <w:szCs w:val="18"/>
+              </w:rPr>
+              <w:t xml:space="preserve">____________________________</w:t>
+            </w:r>
+          </w:p>
+          <w:p>
+            <w:pPr>
+              <w:spacing w:after="50" w:before="0"/>
+            </w:pPr>
+            <w:r>
+              <w:rPr>
+                <w:color w:val="BBBBBB"/>
+                <w:sz w:val="18"/>
+                <w:szCs w:val="18"/>
+              </w:rPr>
+              <w:t xml:space="preserve">____________________________</w:t>
+            </w:r>
+          </w:p>
+          <w:p>
+            <w:pPr>
+              <w:spacing w:after="50" w:before="0"/>
+            </w:pPr>
+            <w:r>
+              <w:rPr>
+                <w:color w:val="BBBBBB"/>
+                <w:sz w:val="18"/>
+                <w:szCs w:val="18"/>
+              </w:rPr>
+              <w:t xml:space="preserve">____________________________</w:t>
+            </w:r>
+          </w:p>
+        </w:tc>
+        <w:tc>
+          <w:tcPr>
+            <w:tcW w:type="dxa" w:w="3000"/>
+            <w:shd w:fill="FBF3E2" w:color="auto" w:val="clear"/>
+            <w:tcMar>
+              <w:top w:type="dxa" w:w="80"/>
+              <w:left w:type="dxa" w:w="100"/>
+              <w:bottom w:type="dxa" w:w="80"/>
+              <w:right w:type="dxa" w:w="100"/>
+            </w:tcMar>
+            <w:vAlign w:val="top"/>
+          </w:tcPr>
+          <w:p>
+            <w:pPr>
+              <w:spacing w:after="30" w:before="0"/>
+            </w:pPr>
+            <w:r>
+              <w:rPr>
+                <w:b/>
+                <w:bCs/>
+                <w:color w:val="0F2B3C"/>
+                <w:sz w:val="18"/>
+                <w:szCs w:val="18"/>
+              </w:rPr>
+              <w:t xml:space="preserve">Because... ________________</w:t>
+            </w:r>
+          </w:p>
+          <w:p>
+            <w:pPr>
+              <w:spacing w:after="50" w:before="0"/>
+            </w:pPr>
+            <w:r>
+              <w:rPr>
+                <w:color w:val="BBBBBB"/>
+                <w:sz w:val="18"/>
+                <w:szCs w:val="18"/>
+              </w:rPr>
+              <w:t xml:space="preserve">____________________________</w:t>
+            </w:r>
+          </w:p>
+          <w:p>
+            <w:pPr>
+              <w:spacing w:after="30" w:before="40"/>
+            </w:pPr>
+            <w:r>
+              <w:rPr>
+                <w:b/>
+                <w:bCs/>
+                <w:color w:val="1A6FB5"/>
+                <w:sz w:val="18"/>
+                <w:szCs w:val="18"/>
+              </w:rPr>
+              <w:t xml:space="preserve">Although... _______________</w:t>
+            </w:r>
+          </w:p>
+          <w:p>
+            <w:pPr>
+              <w:spacing w:after="50" w:before="0"/>
+            </w:pPr>
+            <w:r>
+              <w:rPr>
+                <w:color w:val="BBBBBB"/>
+                <w:sz w:val="18"/>
+                <w:szCs w:val="18"/>
+              </w:rPr>
+              <w:t xml:space="preserve">____________________________</w:t>
+            </w:r>
+          </w:p>
+          <w:p>
+            <w:pPr>
+              <w:spacing w:after="30" w:before="40"/>
+            </w:pPr>
+            <w:r>
+              <w:rPr>
+                <w:b/>
+                <w:bCs/>
+                <w:color w:val="7A5400"/>
+                <w:sz w:val="18"/>
+                <w:szCs w:val="18"/>
+              </w:rPr>
+              <w:t xml:space="preserve">Therefore... ______________</w:t>
+            </w:r>
+          </w:p>
+          <w:p>
+            <w:pPr>
+              <w:spacing w:after="50" w:before="0"/>
+            </w:pPr>
+            <w:r>
+              <w:rPr>
+                <w:color w:val="BBBBBB"/>
+                <w:sz w:val="18"/>
+                <w:szCs w:val="18"/>
+              </w:rPr>
+              <w:t xml:space="preserve">____________________________</w:t>
+            </w:r>
+          </w:p>
+        </w:tc>
+      </w:tr>
+    </w:tbl>
     <w:p>
       <w:pPr>
         <w:spacing w:after="60" w:before="0"/>
       </w:pPr>
       <w:r>
-        <w:rPr>
-          <w:i/>
-          <w:iCs/>
-          <w:color w:val="3F4D5C"/>
-          <w:sz w:val="20"/>
-          <w:szCs w:val="20"/>
-        </w:rPr>
-        <w:t xml:space="preserve">A. Halla la mediana de 10, 2, 6, 4. Hay 4 números, así que halla el número que está a la mitad entre los dos números del medio.</w:t>
-      </w:r>
-    </w:p>
-    <w:p>
-      <w:pPr>
-        <w:spacing w:after="80" w:before="0"/>
-      </w:pPr>
-      <w:r>
-        <w:rPr>
-          <w:color w:val="BBBBBB"/>
-        </w:rPr>
-        <w:t xml:space="preserve">____________________________________________________</w:t>
-      </w:r>
-    </w:p>
-    <w:p>
-      <w:pPr>
-        <w:spacing w:after="40" w:before="0"/>
-      </w:pPr>
-      <w:r>
-        <w:rPr>
-          <w:sz w:val="22"/>
-          <w:szCs w:val="22"/>
-        </w:rPr>
-        <w:t xml:space="preserve">2.  Find the median of 9, 4, 7, 2, 5 (order first, take the middle).</w:t>
-      </w:r>
-    </w:p>
-    <w:p>
-      <w:pPr>
-        <w:spacing w:after="80" w:before="0"/>
-      </w:pPr>
-      <w:r>
-        <w:rPr>
-          <w:color w:val="BBBBBB"/>
-        </w:rPr>
-        <w:t xml:space="preserve">____________________________________________________</w:t>
+        <w:t xml:space="preserve"/>
+      </w:r>
+    </w:p>
+    <w:tbl>
+      <w:tblPr>
+        <w:tblW w:type="dxa" w:w="9360"/>
+        <w:tblBorders>
+          <w:top w:val="single" w:color="C7D2DD" w:sz="6"/>
+          <w:left w:val="single" w:color="C7D2DD" w:sz="6"/>
+          <w:bottom w:val="single" w:color="C7D2DD" w:sz="6"/>
+          <w:right w:val="single" w:color="C7D2DD" w:sz="6"/>
+          <w:insideH w:val="single" w:color="C7D2DD" w:sz="6"/>
+          <w:insideV w:val="single" w:color="C7D2DD" w:sz="6"/>
+        </w:tblBorders>
+      </w:tblPr>
+      <w:tblGrid>
+        <w:gridCol w:w="2800"/>
+        <w:gridCol w:w="3560"/>
+        <w:gridCol w:w="3000"/>
+      </w:tblGrid>
+      <w:tr>
+        <w:trPr>
+          <w:cantSplit/>
+          <w:tblHeader/>
+        </w:trPr>
+        <w:tc>
+          <w:tcPr>
+            <w:tcW w:type="dxa" w:w="2800"/>
+            <w:shd w:fill="EEF4F8" w:color="auto" w:val="clear"/>
+            <w:tcMar>
+              <w:top w:type="dxa" w:w="60"/>
+              <w:left w:type="dxa" w:w="100"/>
+              <w:bottom w:type="dxa" w:w="60"/>
+              <w:right w:type="dxa" w:w="100"/>
+            </w:tcMar>
+          </w:tcPr>
+          <w:p>
+            <w:pPr>
+              <w:spacing w:after="0" w:before="0"/>
+            </w:pPr>
+            <w:r>
+              <w:rPr>
+                <w:b/>
+                <w:bCs/>
+                <w:color w:val="0F2B3C"/>
+                <w:sz w:val="16"/>
+                <w:szCs w:val="16"/>
+              </w:rPr>
+              <w:t xml:space="preserve">CORE PROBLEM / GIVEN REPRESENTATION</w:t>
+            </w:r>
+          </w:p>
+        </w:tc>
+        <w:tc>
+          <w:tcPr>
+            <w:tcW w:type="dxa" w:w="3560"/>
+            <w:shd w:fill="EEF4F8" w:color="auto" w:val="clear"/>
+            <w:tcMar>
+              <w:top w:type="dxa" w:w="60"/>
+              <w:left w:type="dxa" w:w="100"/>
+              <w:bottom w:type="dxa" w:w="60"/>
+              <w:right w:type="dxa" w:w="100"/>
+            </w:tcMar>
+          </w:tcPr>
+          <w:p>
+            <w:pPr>
+              <w:spacing w:after="0" w:before="0"/>
+            </w:pPr>
+            <w:r>
+              <w:rPr>
+                <w:b/>
+                <w:bCs/>
+                <w:color w:val="0F2B3C"/>
+                <w:sz w:val="16"/>
+                <w:szCs w:val="16"/>
+              </w:rPr>
+              <w:t xml:space="preserve">WORKING SPACE / CALCULATION STEPS</w:t>
+            </w:r>
+          </w:p>
+        </w:tc>
+        <w:tc>
+          <w:tcPr>
+            <w:tcW w:type="dxa" w:w="3000"/>
+            <w:shd w:fill="FBF3E2" w:color="auto" w:val="clear"/>
+            <w:tcMar>
+              <w:top w:type="dxa" w:w="60"/>
+              <w:left w:type="dxa" w:w="100"/>
+              <w:bottom w:type="dxa" w:w="60"/>
+              <w:right w:type="dxa" w:w="100"/>
+            </w:tcMar>
+          </w:tcPr>
+          <w:p>
+            <w:pPr>
+              <w:spacing w:after="0" w:before="0"/>
+            </w:pPr>
+            <w:r>
+              <w:rPr>
+                <w:b/>
+                <w:bCs/>
+                <w:color w:val="7A5400"/>
+                <w:sz w:val="16"/>
+                <w:szCs w:val="16"/>
+              </w:rPr>
+              <w:t xml:space="preserve">EXPLAIN YOUR REASONING</w:t>
+            </w:r>
+          </w:p>
+        </w:tc>
+      </w:tr>
+      <w:tr>
+        <w:trPr>
+          <w:cantSplit/>
+        </w:trPr>
+        <w:tc>
+          <w:tcPr>
+            <w:tcW w:type="dxa" w:w="2800"/>
+            <w:tcMar>
+              <w:top w:type="dxa" w:w="80"/>
+              <w:left w:type="dxa" w:w="100"/>
+              <w:bottom w:type="dxa" w:w="80"/>
+              <w:right w:type="dxa" w:w="100"/>
+            </w:tcMar>
+            <w:vAlign w:val="top"/>
+          </w:tcPr>
+          <w:p>
+            <w:pPr>
+              <w:spacing w:after="40" w:before="0"/>
+            </w:pPr>
+            <w:r>
+              <w:rPr>
+                <w:b/>
+                <w:bCs/>
+                <w:color w:val="0F2B3C"/>
+                <w:sz w:val="20"/>
+                <w:szCs w:val="20"/>
+              </w:rPr>
+              <w:t xml:space="preserve">2.  Find the median of 9, 4, 7, 2, 5 (order first, take the middle).</w:t>
+            </w:r>
+          </w:p>
+        </w:tc>
+        <w:tc>
+          <w:tcPr>
+            <w:tcW w:type="dxa" w:w="3560"/>
+            <w:tcMar>
+              <w:top w:type="dxa" w:w="80"/>
+              <w:left w:type="dxa" w:w="100"/>
+              <w:bottom w:type="dxa" w:w="80"/>
+              <w:right w:type="dxa" w:w="100"/>
+            </w:tcMar>
+            <w:vAlign w:val="top"/>
+          </w:tcPr>
+          <w:p>
+            <w:pPr>
+              <w:spacing w:after="50" w:before="0"/>
+            </w:pPr>
+            <w:r>
+              <w:rPr>
+                <w:color w:val="BBBBBB"/>
+                <w:sz w:val="18"/>
+                <w:szCs w:val="18"/>
+              </w:rPr>
+              <w:t xml:space="preserve">____________________________</w:t>
+            </w:r>
+          </w:p>
+          <w:p>
+            <w:pPr>
+              <w:spacing w:after="50" w:before="0"/>
+            </w:pPr>
+            <w:r>
+              <w:rPr>
+                <w:color w:val="BBBBBB"/>
+                <w:sz w:val="18"/>
+                <w:szCs w:val="18"/>
+              </w:rPr>
+              <w:t xml:space="preserve">____________________________</w:t>
+            </w:r>
+          </w:p>
+          <w:p>
+            <w:pPr>
+              <w:spacing w:after="50" w:before="0"/>
+            </w:pPr>
+            <w:r>
+              <w:rPr>
+                <w:color w:val="BBBBBB"/>
+                <w:sz w:val="18"/>
+                <w:szCs w:val="18"/>
+              </w:rPr>
+              <w:t xml:space="preserve">____________________________</w:t>
+            </w:r>
+          </w:p>
+          <w:p>
+            <w:pPr>
+              <w:spacing w:after="50" w:before="0"/>
+            </w:pPr>
+            <w:r>
+              <w:rPr>
+                <w:color w:val="BBBBBB"/>
+                <w:sz w:val="18"/>
+                <w:szCs w:val="18"/>
+              </w:rPr>
+              <w:t xml:space="preserve">____________________________</w:t>
+            </w:r>
+          </w:p>
+        </w:tc>
+        <w:tc>
+          <w:tcPr>
+            <w:tcW w:type="dxa" w:w="3000"/>
+            <w:shd w:fill="FBF3E2" w:color="auto" w:val="clear"/>
+            <w:tcMar>
+              <w:top w:type="dxa" w:w="80"/>
+              <w:left w:type="dxa" w:w="100"/>
+              <w:bottom w:type="dxa" w:w="80"/>
+              <w:right w:type="dxa" w:w="100"/>
+            </w:tcMar>
+            <w:vAlign w:val="top"/>
+          </w:tcPr>
+          <w:p>
+            <w:pPr>
+              <w:spacing w:after="30" w:before="0"/>
+            </w:pPr>
+            <w:r>
+              <w:rPr>
+                <w:b/>
+                <w:bCs/>
+                <w:color w:val="0F2B3C"/>
+                <w:sz w:val="18"/>
+                <w:szCs w:val="18"/>
+              </w:rPr>
+              <w:t xml:space="preserve">Because... ________________</w:t>
+            </w:r>
+          </w:p>
+          <w:p>
+            <w:pPr>
+              <w:spacing w:after="50" w:before="0"/>
+            </w:pPr>
+            <w:r>
+              <w:rPr>
+                <w:color w:val="BBBBBB"/>
+                <w:sz w:val="18"/>
+                <w:szCs w:val="18"/>
+              </w:rPr>
+              <w:t xml:space="preserve">____________________________</w:t>
+            </w:r>
+          </w:p>
+          <w:p>
+            <w:pPr>
+              <w:spacing w:after="30" w:before="40"/>
+            </w:pPr>
+            <w:r>
+              <w:rPr>
+                <w:b/>
+                <w:bCs/>
+                <w:color w:val="1A6FB5"/>
+                <w:sz w:val="18"/>
+                <w:szCs w:val="18"/>
+              </w:rPr>
+              <w:t xml:space="preserve">Although... _______________</w:t>
+            </w:r>
+          </w:p>
+          <w:p>
+            <w:pPr>
+              <w:spacing w:after="50" w:before="0"/>
+            </w:pPr>
+            <w:r>
+              <w:rPr>
+                <w:color w:val="BBBBBB"/>
+                <w:sz w:val="18"/>
+                <w:szCs w:val="18"/>
+              </w:rPr>
+              <w:t xml:space="preserve">____________________________</w:t>
+            </w:r>
+          </w:p>
+          <w:p>
+            <w:pPr>
+              <w:spacing w:after="30" w:before="40"/>
+            </w:pPr>
+            <w:r>
+              <w:rPr>
+                <w:b/>
+                <w:bCs/>
+                <w:color w:val="7A5400"/>
+                <w:sz w:val="18"/>
+                <w:szCs w:val="18"/>
+              </w:rPr>
+              <w:t xml:space="preserve">Therefore... ______________</w:t>
+            </w:r>
+          </w:p>
+          <w:p>
+            <w:pPr>
+              <w:spacing w:after="50" w:before="0"/>
+            </w:pPr>
+            <w:r>
+              <w:rPr>
+                <w:color w:val="BBBBBB"/>
+                <w:sz w:val="18"/>
+                <w:szCs w:val="18"/>
+              </w:rPr>
+              <w:t xml:space="preserve">____________________________</w:t>
+            </w:r>
+          </w:p>
+        </w:tc>
+      </w:tr>
+    </w:tbl>
+    <w:p>
+      <w:pPr>
+        <w:spacing w:after="60" w:before="0"/>
+      </w:pPr>
+      <w:r>
+        <w:t xml:space="preserve"/>
       </w:r>
     </w:p>
     <w:p>
@@ -548,6 +4064,141 @@
         <w:t xml:space="preserve">____________________________________________________</w:t>
       </w:r>
     </w:p>
+    <w:tbl>
+      <w:tblPr>
+        <w:tblW w:type="dxa" w:w="9360"/>
+        <w:tblBorders>
+          <w:top w:val="single" w:color="C7D2DD" w:sz="6"/>
+          <w:left w:val="single" w:color="C7D2DD" w:sz="6"/>
+          <w:bottom w:val="single" w:color="C7D2DD" w:sz="6"/>
+          <w:right w:val="single" w:color="C7D2DD" w:sz="6"/>
+          <w:insideH w:val="single" w:color="C7D2DD" w:sz="6"/>
+          <w:insideV w:val="single" w:color="C7D2DD" w:sz="6"/>
+        </w:tblBorders>
+      </w:tblPr>
+      <w:tblGrid>
+        <w:gridCol w:w="3120"/>
+        <w:gridCol w:w="3120"/>
+        <w:gridCol w:w="3120"/>
+      </w:tblGrid>
+      <w:tr>
+        <w:trPr>
+          <w:cantSplit/>
+          <w:tblHeader/>
+        </w:trPr>
+        <w:tc>
+          <w:tcPr>
+            <w:tcW w:type="dxa" w:w="9360"/>
+            <w:gridSpan w:val="3"/>
+            <w:shd w:fill="EEF4F8" w:color="auto" w:val="clear"/>
+            <w:tcMar>
+              <w:top w:type="dxa" w:w="60"/>
+              <w:left w:type="dxa" w:w="100"/>
+              <w:bottom w:type="dxa" w:w="60"/>
+              <w:right w:type="dxa" w:w="100"/>
+            </w:tcMar>
+          </w:tcPr>
+          <w:p>
+            <w:pPr>
+              <w:spacing w:after="0" w:before="0"/>
+            </w:pPr>
+            <w:r>
+              <w:rPr>
+                <w:b/>
+                <w:bCs/>
+                <w:color w:val="0F2B3C"/>
+                <w:sz w:val="18"/>
+                <w:szCs w:val="18"/>
+              </w:rPr>
+              <w:t xml:space="preserve">EXIT CHECK · 3-POINT SELF-ASSESSMENT CHECKLIST</w:t>
+            </w:r>
+          </w:p>
+        </w:tc>
+      </w:tr>
+      <w:tr>
+        <w:trPr>
+          <w:cantSplit/>
+        </w:trPr>
+        <w:tc>
+          <w:tcPr>
+            <w:tcW w:type="dxa" w:w="3120"/>
+            <w:tcMar>
+              <w:top w:type="dxa" w:w="80"/>
+              <w:left w:type="dxa" w:w="100"/>
+              <w:bottom w:type="dxa" w:w="80"/>
+              <w:right w:type="dxa" w:w="100"/>
+            </w:tcMar>
+          </w:tcPr>
+          <w:p>
+            <w:pPr>
+              <w:spacing w:after="0" w:before="0"/>
+            </w:pPr>
+            <w:r>
+              <w:rPr>
+                <w:b/>
+                <w:bCs/>
+                <w:color w:val="0F2B3C"/>
+                <w:sz w:val="18"/>
+                <w:szCs w:val="18"/>
+              </w:rPr>
+              <w:t xml:space="preserve">☐ 1. Units &amp; Labels Verified</w:t>
+            </w:r>
+          </w:p>
+        </w:tc>
+        <w:tc>
+          <w:tcPr>
+            <w:tcW w:type="dxa" w:w="3120"/>
+            <w:tcMar>
+              <w:top w:type="dxa" w:w="80"/>
+              <w:left w:type="dxa" w:w="100"/>
+              <w:bottom w:type="dxa" w:w="80"/>
+              <w:right w:type="dxa" w:w="100"/>
+            </w:tcMar>
+          </w:tcPr>
+          <w:p>
+            <w:pPr>
+              <w:spacing w:after="0" w:before="0"/>
+            </w:pPr>
+            <w:r>
+              <w:rPr>
+                <w:b/>
+                <w:bCs/>
+                <w:color w:val="0F2B3C"/>
+                <w:sz w:val="18"/>
+                <w:szCs w:val="18"/>
+              </w:rPr>
+              <w:t xml:space="preserve">☐ 2. Reasoning Stated (Because / Although / Therefore)</w:t>
+            </w:r>
+          </w:p>
+        </w:tc>
+        <w:tc>
+          <w:tcPr>
+            <w:tcW w:type="dxa" w:w="3120"/>
+            <w:tcMar>
+              <w:top w:type="dxa" w:w="80"/>
+              <w:left w:type="dxa" w:w="100"/>
+              <w:bottom w:type="dxa" w:w="80"/>
+              <w:right w:type="dxa" w:w="100"/>
+            </w:tcMar>
+          </w:tcPr>
+          <w:p>
+            <w:pPr>
+              <w:spacing w:after="0" w:before="0"/>
+            </w:pPr>
+            <w:r>
+              <w:rPr>
+                <w:b/>
+                <w:bCs/>
+                <w:color w:val="0F2B3C"/>
+                <w:sz w:val="18"/>
+                <w:szCs w:val="18"/>
+              </w:rPr>
+              <w:t xml:space="preserve">☐ 3. Calculations Double-Checked</w:t>
+            </w:r>
+          </w:p>
+        </w:tc>
+      </w:tr>
+    </w:tbl>
     <w:p>
       <w:pPr>
         <w:spacing w:after="60" w:before="120"/>
